--- a/note/Collections.docx
+++ b/note/Collections.docx
@@ -6,6 +6,7 @@
       <w:r>
         <w:rPr>
           <w:noProof/>
+          <w:lang w:bidi="hi-IN"/>
         </w:rPr>
         <w:drawing>
           <wp:inline distT="0" distB="0" distL="0" distR="0">
@@ -58,6 +59,7 @@
       <w:r>
         <w:rPr>
           <w:noProof/>
+          <w:lang w:bidi="hi-IN"/>
         </w:rPr>
         <w:drawing>
           <wp:inline distT="0" distB="0" distL="0" distR="0">
@@ -120,6 +122,7 @@
           <w:noProof/>
           <w:sz w:val="28"/>
           <w:szCs w:val="28"/>
+          <w:lang w:bidi="hi-IN"/>
         </w:rPr>
         <w:lastRenderedPageBreak/>
         <w:drawing>
@@ -585,12 +588,23 @@
     <w:p>
       <w:pPr>
         <w:pStyle w:val="ListParagraph"/>
-        <w:spacing w:after="0" w:line="240" w:lineRule="auto"/>
-        <w:rPr>
-          <w:sz w:val="28"/>
-          <w:szCs w:val="28"/>
-        </w:rPr>
-      </w:pPr>
+        <w:numPr>
+          <w:ilvl w:val="0"/>
+          <w:numId w:val="1"/>
+        </w:numPr>
+        <w:spacing w:after="0" w:line="240" w:lineRule="auto"/>
+      </w:pPr>
+      <w:r>
+        <w:t xml:space="preserve">Size -&gt; use .size() method e.g. </w:t>
+      </w:r>
+      <w:proofErr w:type="spellStart"/>
+      <w:r>
+        <w:t>myArrayList.size</w:t>
+      </w:r>
+      <w:proofErr w:type="spellEnd"/>
+      <w:r>
+        <w:t xml:space="preserve">(); </w:t>
+      </w:r>
     </w:p>
     <w:p>
       <w:pPr>
@@ -903,6 +917,33 @@
     </w:p>
     <w:p>
       <w:pPr>
+        <w:pStyle w:val="ListParagraph"/>
+        <w:numPr>
+          <w:ilvl w:val="0"/>
+          <w:numId w:val="3"/>
+        </w:numPr>
+        <w:spacing w:after="0" w:line="240" w:lineRule="auto"/>
+      </w:pPr>
+      <w:r>
+        <w:t xml:space="preserve">Size </w:t>
+      </w:r>
+      <w:r>
+        <w:sym w:font="Wingdings" w:char="F0E0"/>
+      </w:r>
+      <w:r>
+        <w:t xml:space="preserve"> </w:t>
+      </w:r>
+      <w:proofErr w:type="spellStart"/>
+      <w:r>
+        <w:t>mySet.size</w:t>
+      </w:r>
+      <w:proofErr w:type="spellEnd"/>
+      <w:r>
+        <w:t>()</w:t>
+      </w:r>
+    </w:p>
+    <w:p>
+      <w:pPr>
         <w:spacing w:after="0" w:line="240" w:lineRule="auto"/>
         <w:rPr>
           <w:sz w:val="28"/>
@@ -1157,13 +1198,33 @@
     <w:p>
       <w:pPr>
         <w:pStyle w:val="ListParagraph"/>
-        <w:spacing w:after="0" w:line="240" w:lineRule="auto"/>
-        <w:ind w:left="1080"/>
+        <w:numPr>
+          <w:ilvl w:val="0"/>
+          <w:numId w:val="5"/>
+        </w:numPr>
+        <w:spacing w:after="0" w:line="240" w:lineRule="auto"/>
         <w:rPr>
           <w:sz w:val="28"/>
           <w:szCs w:val="28"/>
         </w:rPr>
       </w:pPr>
+      <w:r>
+        <w:t xml:space="preserve">Size </w:t>
+      </w:r>
+      <w:r>
+        <w:sym w:font="Wingdings" w:char="F0E0"/>
+      </w:r>
+      <w:r>
+        <w:t xml:space="preserve"> </w:t>
+      </w:r>
+      <w:proofErr w:type="spellStart"/>
+      <w:r>
+        <w:t>myMap.size</w:t>
+      </w:r>
+      <w:proofErr w:type="spellEnd"/>
+      <w:r>
+        <w:t>()</w:t>
+      </w:r>
     </w:p>
     <w:p>
       <w:pPr>
@@ -2381,8 +2442,8 @@
   <w:abstractNum w:abstractNumId="5">
     <w:nsid w:val="448034D5"/>
     <w:multiLevelType w:val="hybridMultilevel"/>
-    <w:tmpl w:val="7144C06E"/>
-    <w:lvl w:ilvl="0" w:tplc="8D40745C">
+    <w:tmpl w:val="424E283C"/>
+    <w:lvl w:ilvl="0" w:tplc="D6D8D7A4">
       <w:start w:val="1"/>
       <w:numFmt w:val="lowerLetter"/>
       <w:lvlText w:val="%1."/>
@@ -2392,6 +2453,8 @@
       </w:pPr>
       <w:rPr>
         <w:rFonts w:hint="default"/>
+        <w:sz w:val="22"/>
+        <w:szCs w:val="22"/>
       </w:rPr>
     </w:lvl>
     <w:lvl w:ilvl="1" w:tplc="40090019" w:tentative="1">

--- a/note/Collections.docx
+++ b/note/Collections.docx
@@ -226,31 +226,7 @@
         <w:ind w:left="720"/>
       </w:pPr>
       <w:r>
-        <w:t xml:space="preserve">List &lt;String&gt; list = new </w:t>
-      </w:r>
-      <w:proofErr w:type="spellStart"/>
-      <w:r>
-        <w:t>ArrayList</w:t>
-      </w:r>
-      <w:proofErr w:type="spellEnd"/>
-      <w:r>
-        <w:t>&lt;String</w:t>
-      </w:r>
-      <w:proofErr w:type="gramStart"/>
-      <w:r>
-        <w:t>&gt;(</w:t>
-      </w:r>
-      <w:proofErr w:type="gramEnd"/>
-      <w:r>
-        <w:t xml:space="preserve">); or new </w:t>
-      </w:r>
-      <w:proofErr w:type="spellStart"/>
-      <w:r>
-        <w:t>LinkedList</w:t>
-      </w:r>
-      <w:proofErr w:type="spellEnd"/>
-      <w:r>
-        <w:t>&lt;String&gt;();</w:t>
+        <w:t>List &lt;String&gt; list = new ArrayList&lt;String&gt;(); or new LinkedList&lt;String&gt;();</w:t>
       </w:r>
     </w:p>
     <w:p>
@@ -258,8 +234,6 @@
         <w:spacing w:after="0" w:line="240" w:lineRule="auto"/>
         <w:ind w:left="720"/>
       </w:pPr>
-      <w:proofErr w:type="spellStart"/>
-      <w:proofErr w:type="gramStart"/>
       <w:r>
         <w:t>l</w:t>
       </w:r>
@@ -272,13 +246,8 @@
         </w:rPr>
         <w:t>add</w:t>
       </w:r>
-      <w:proofErr w:type="spellEnd"/>
-      <w:r>
-        <w:t>(</w:t>
-      </w:r>
-      <w:proofErr w:type="gramEnd"/>
-      <w:r>
-        <w:t>“</w:t>
+      <w:r>
+        <w:t>(“</w:t>
       </w:r>
       <w:r>
         <w:t>element1</w:t>
@@ -295,18 +264,8 @@
         <w:spacing w:after="0" w:line="240" w:lineRule="auto"/>
         <w:ind w:left="720"/>
       </w:pPr>
-      <w:proofErr w:type="spellStart"/>
-      <w:proofErr w:type="gramStart"/>
-      <w:r>
-        <w:t>list.add</w:t>
-      </w:r>
-      <w:proofErr w:type="spellEnd"/>
-      <w:r>
-        <w:t>(</w:t>
-      </w:r>
-      <w:proofErr w:type="gramEnd"/>
-      <w:r>
-        <w:t>index, “element”); -&gt; add at particular index</w:t>
+      <w:r>
+        <w:t>list.add(index, “element”); -&gt; add at particular index</w:t>
       </w:r>
     </w:p>
     <w:p>
@@ -342,19 +301,11 @@
       <w:r>
         <w:t xml:space="preserve">We can use </w:t>
       </w:r>
-      <w:proofErr w:type="gramStart"/>
       <w:r>
         <w:rPr>
           <w:b/>
         </w:rPr>
-        <w:t>remove(</w:t>
-      </w:r>
-      <w:proofErr w:type="gramEnd"/>
-      <w:r>
-        <w:rPr>
-          <w:b/>
-        </w:rPr>
-        <w:t>)</w:t>
+        <w:t>remove()</w:t>
       </w:r>
       <w:r>
         <w:t xml:space="preserve"> method</w:t>
@@ -365,45 +316,17 @@
         <w:pStyle w:val="ListParagraph"/>
         <w:spacing w:after="0" w:line="240" w:lineRule="auto"/>
       </w:pPr>
-      <w:proofErr w:type="gramStart"/>
-      <w:r>
-        <w:t>remove(</w:t>
-      </w:r>
-      <w:proofErr w:type="spellStart"/>
-      <w:proofErr w:type="gramEnd"/>
-      <w:r>
-        <w:t>int</w:t>
-      </w:r>
-      <w:proofErr w:type="spellEnd"/>
-      <w:r>
-        <w:t xml:space="preserve"> index) -&gt; remove from specific index.</w:t>
-      </w:r>
-    </w:p>
-    <w:p>
-      <w:pPr>
-        <w:pStyle w:val="ListParagraph"/>
-        <w:spacing w:after="0" w:line="240" w:lineRule="auto"/>
-      </w:pPr>
-      <w:proofErr w:type="gramStart"/>
-      <w:r>
-        <w:t>remove(</w:t>
-      </w:r>
-      <w:proofErr w:type="spellStart"/>
-      <w:proofErr w:type="gramEnd"/>
-      <w:r>
-        <w:t>Obj</w:t>
-      </w:r>
-      <w:proofErr w:type="spellEnd"/>
-      <w:r>
-        <w:t xml:space="preserve"> </w:t>
-      </w:r>
-      <w:proofErr w:type="spellStart"/>
-      <w:r>
-        <w:t>obj</w:t>
-      </w:r>
-      <w:proofErr w:type="spellEnd"/>
-      <w:r>
-        <w:t>) -&gt; remove first occurrence of specific object</w:t>
+      <w:r>
+        <w:t>remove(int index) -&gt; remove from specific index.</w:t>
+      </w:r>
+    </w:p>
+    <w:p>
+      <w:pPr>
+        <w:pStyle w:val="ListParagraph"/>
+        <w:spacing w:after="0" w:line="240" w:lineRule="auto"/>
+      </w:pPr>
+      <w:r>
+        <w:t>remove(Obj obj) -&gt; remove first occurrence of specific object</w:t>
       </w:r>
     </w:p>
     <w:p>
@@ -435,27 +358,11 @@
         <w:pStyle w:val="ListParagraph"/>
         <w:spacing w:after="0" w:line="240" w:lineRule="auto"/>
       </w:pPr>
-      <w:proofErr w:type="gramStart"/>
       <w:r>
         <w:rPr>
           <w:b/>
         </w:rPr>
-        <w:t>get(</w:t>
-      </w:r>
-      <w:proofErr w:type="spellStart"/>
-      <w:proofErr w:type="gramEnd"/>
-      <w:r>
-        <w:rPr>
-          <w:b/>
-        </w:rPr>
-        <w:t>int</w:t>
-      </w:r>
-      <w:proofErr w:type="spellEnd"/>
-      <w:r>
-        <w:rPr>
-          <w:b/>
-        </w:rPr>
-        <w:t xml:space="preserve"> index)</w:t>
+        <w:t>get(int index)</w:t>
       </w:r>
       <w:r>
         <w:t xml:space="preserve"> -&gt; returns the object at provided index.</w:t>
@@ -491,36 +398,12 @@
         <w:pStyle w:val="ListParagraph"/>
         <w:spacing w:after="0" w:line="240" w:lineRule="auto"/>
       </w:pPr>
-      <w:proofErr w:type="spellStart"/>
-      <w:proofErr w:type="gramStart"/>
       <w:r>
         <w:rPr>
           <w:b/>
         </w:rPr>
-        <w:t>indexOf</w:t>
-      </w:r>
-      <w:proofErr w:type="spellEnd"/>
-      <w:r>
-        <w:rPr>
-          <w:b/>
-        </w:rPr>
-        <w:t>(</w:t>
-      </w:r>
-      <w:proofErr w:type="gramEnd"/>
-      <w:r>
-        <w:rPr>
-          <w:b/>
-        </w:rPr>
-        <w:t xml:space="preserve">Object </w:t>
-      </w:r>
-      <w:proofErr w:type="spellStart"/>
-      <w:r>
-        <w:rPr>
-          <w:b/>
-        </w:rPr>
-        <w:t>obj</w:t>
-      </w:r>
-      <w:proofErr w:type="spellEnd"/>
+        <w:t>indexOf(Object obj</w:t>
+      </w:r>
       <w:r>
         <w:t xml:space="preserve">) -&gt; return the index of first occurrence of obj. </w:t>
       </w:r>
@@ -530,21 +413,8 @@
         <w:pStyle w:val="ListParagraph"/>
         <w:spacing w:after="0" w:line="240" w:lineRule="auto"/>
       </w:pPr>
-      <w:proofErr w:type="gramStart"/>
-      <w:r>
-        <w:t>returns</w:t>
-      </w:r>
-      <w:proofErr w:type="gramEnd"/>
-      <w:r>
-        <w:t xml:space="preserve"> -1 if </w:t>
-      </w:r>
-      <w:proofErr w:type="spellStart"/>
-      <w:r>
-        <w:t>obj</w:t>
-      </w:r>
-      <w:proofErr w:type="spellEnd"/>
-      <w:r>
-        <w:t xml:space="preserve"> is not present in list.</w:t>
+      <w:r>
+        <w:t>returns -1 if obj is not present in list.</w:t>
       </w:r>
     </w:p>
     <w:p>
@@ -566,12 +436,7 @@
         <w:spacing w:after="0" w:line="240" w:lineRule="auto"/>
       </w:pPr>
       <w:r>
-        <w:t xml:space="preserve">Use </w:t>
-      </w:r>
-      <w:proofErr w:type="spellStart"/>
-      <w:proofErr w:type="gramStart"/>
-      <w:r>
-        <w:t>stream.</w:t>
+        <w:t>Use stream.</w:t>
       </w:r>
       <w:r>
         <w:rPr>
@@ -579,11 +444,9 @@
         </w:rPr>
         <w:t>forEach</w:t>
       </w:r>
-      <w:proofErr w:type="spellEnd"/>
       <w:r>
         <w:t>()</w:t>
       </w:r>
-      <w:proofErr w:type="gramEnd"/>
     </w:p>
     <w:p>
       <w:pPr>
@@ -595,15 +458,7 @@
         <w:spacing w:after="0" w:line="240" w:lineRule="auto"/>
       </w:pPr>
       <w:r>
-        <w:t xml:space="preserve">Size -&gt; use .size() method e.g. </w:t>
-      </w:r>
-      <w:proofErr w:type="spellStart"/>
-      <w:r>
-        <w:t>myArrayList.size</w:t>
-      </w:r>
-      <w:proofErr w:type="spellEnd"/>
-      <w:r>
-        <w:t xml:space="preserve">(); </w:t>
+        <w:t xml:space="preserve">Size -&gt; use .size() method e.g. myArrayList.size(); </w:t>
       </w:r>
     </w:p>
     <w:p>
@@ -674,8 +529,6 @@
         <w:spacing w:after="0" w:line="240" w:lineRule="auto"/>
         <w:ind w:left="1080"/>
       </w:pPr>
-      <w:proofErr w:type="spellStart"/>
-      <w:proofErr w:type="gramStart"/>
       <w:r>
         <w:t>set.</w:t>
       </w:r>
@@ -685,13 +538,8 @@
         </w:rPr>
         <w:t>add</w:t>
       </w:r>
-      <w:proofErr w:type="spellEnd"/>
-      <w:r>
-        <w:t>(</w:t>
-      </w:r>
-      <w:proofErr w:type="gramEnd"/>
-      <w:r>
-        <w:t>“element”) -&gt; return false if element is</w:t>
+      <w:r>
+        <w:t>(“element”) -&gt; return false if element is</w:t>
       </w:r>
       <w:r>
         <w:t xml:space="preserve"> already</w:t>
@@ -740,8 +588,6 @@
         <w:spacing w:after="0" w:line="240" w:lineRule="auto"/>
         <w:ind w:left="1080"/>
       </w:pPr>
-      <w:proofErr w:type="spellStart"/>
-      <w:proofErr w:type="gramStart"/>
       <w:r>
         <w:t>set.</w:t>
       </w:r>
@@ -751,34 +597,8 @@
         </w:rPr>
         <w:t>remove</w:t>
       </w:r>
-      <w:proofErr w:type="spellEnd"/>
-      <w:r>
-        <w:t>(</w:t>
-      </w:r>
-      <w:proofErr w:type="spellStart"/>
-      <w:proofErr w:type="gramEnd"/>
-      <w:r>
-        <w:t>Obj</w:t>
-      </w:r>
-      <w:proofErr w:type="spellEnd"/>
-      <w:r>
-        <w:t xml:space="preserve"> </w:t>
-      </w:r>
-      <w:proofErr w:type="spellStart"/>
-      <w:r>
-        <w:t>obj</w:t>
-      </w:r>
-      <w:proofErr w:type="spellEnd"/>
-      <w:r>
-        <w:t xml:space="preserve">) -&gt; returns true if </w:t>
-      </w:r>
-      <w:proofErr w:type="spellStart"/>
-      <w:r>
-        <w:t>obj</w:t>
-      </w:r>
-      <w:proofErr w:type="spellEnd"/>
-      <w:r>
-        <w:t xml:space="preserve"> is present into set.</w:t>
+      <w:r>
+        <w:t>(Obj obj) -&gt; returns true if obj is present into set.</w:t>
       </w:r>
     </w:p>
     <w:p>
@@ -819,13 +639,8 @@
         <w:spacing w:after="0" w:line="240" w:lineRule="auto"/>
       </w:pPr>
       <w:r>
-        <w:t xml:space="preserve">Using </w:t>
-      </w:r>
-      <w:proofErr w:type="spellStart"/>
-      <w:r>
-        <w:t>iterator</w:t>
-      </w:r>
-      <w:proofErr w:type="spellEnd"/>
+        <w:t>Using iterator</w:t>
+      </w:r>
     </w:p>
     <w:p>
       <w:pPr>
@@ -837,23 +652,7 @@
         <w:spacing w:after="0" w:line="240" w:lineRule="auto"/>
       </w:pPr>
       <w:r>
-        <w:t xml:space="preserve">Using enhanced for loop -&gt; for(String stock : </w:t>
-      </w:r>
-      <w:proofErr w:type="spellStart"/>
-      <w:r>
-        <w:t>setOfStocks</w:t>
-      </w:r>
-      <w:proofErr w:type="spellEnd"/>
-      <w:r>
-        <w:t>){</w:t>
-      </w:r>
-      <w:proofErr w:type="spellStart"/>
-      <w:r>
-        <w:t>System.out.println</w:t>
-      </w:r>
-      <w:proofErr w:type="spellEnd"/>
-      <w:r>
-        <w:t>(stock);}</w:t>
+        <w:t>Using enhanced for loop -&gt; for(String stock : setOfStocks){System.out.println(stock);}</w:t>
       </w:r>
     </w:p>
     <w:p>
@@ -866,53 +665,13 @@
         <w:spacing w:after="0" w:line="240" w:lineRule="auto"/>
       </w:pPr>
       <w:r>
-        <w:t xml:space="preserve">Using </w:t>
-      </w:r>
-      <w:proofErr w:type="spellStart"/>
-      <w:r>
-        <w:t>forEach</w:t>
-      </w:r>
-      <w:proofErr w:type="spellEnd"/>
-      <w:r>
-        <w:t xml:space="preserve"> loop</w:t>
+        <w:t>Using forEach loop</w:t>
       </w:r>
       <w:r>
         <w:t xml:space="preserve"> </w:t>
       </w:r>
       <w:r>
-        <w:t xml:space="preserve">-&gt;  </w:t>
-      </w:r>
-      <w:proofErr w:type="spellStart"/>
-      <w:r>
-        <w:t>setOfStock.forEach</w:t>
-      </w:r>
-      <w:proofErr w:type="spellEnd"/>
-      <w:r>
-        <w:t>(</w:t>
-      </w:r>
-      <w:proofErr w:type="spellStart"/>
-      <w:r>
-        <w:t>i</w:t>
-      </w:r>
-      <w:proofErr w:type="spellEnd"/>
-      <w:r>
-        <w:t xml:space="preserve"> -&gt; </w:t>
-      </w:r>
-      <w:proofErr w:type="spellStart"/>
-      <w:r>
-        <w:t>System.out.println</w:t>
-      </w:r>
-      <w:proofErr w:type="spellEnd"/>
-      <w:r>
-        <w:t>(</w:t>
-      </w:r>
-      <w:proofErr w:type="spellStart"/>
-      <w:r>
-        <w:t>i</w:t>
-      </w:r>
-      <w:proofErr w:type="spellEnd"/>
-      <w:r>
-        <w:t>))</w:t>
+        <w:t>-&gt;  setOfStock.forEach(i -&gt; System.out.println(i))</w:t>
       </w:r>
     </w:p>
     <w:p>
@@ -931,15 +690,35 @@
         <w:sym w:font="Wingdings" w:char="F0E0"/>
       </w:r>
       <w:r>
+        <w:t xml:space="preserve"> mySet.size()</w:t>
+      </w:r>
+    </w:p>
+    <w:p>
+      <w:pPr>
+        <w:pStyle w:val="ListParagraph"/>
+        <w:numPr>
+          <w:ilvl w:val="0"/>
+          <w:numId w:val="3"/>
+        </w:numPr>
+        <w:spacing w:after="0" w:line="240" w:lineRule="auto"/>
+      </w:pPr>
+      <w:r>
+        <w:t>Contains</w:t>
+      </w:r>
+      <w:r>
+        <w:t>(value)</w:t>
+      </w:r>
+      <w:r>
         <w:t xml:space="preserve"> </w:t>
       </w:r>
-      <w:proofErr w:type="spellStart"/>
-      <w:r>
-        <w:t>mySet.size</w:t>
-      </w:r>
-      <w:proofErr w:type="spellEnd"/>
-      <w:r>
-        <w:t>()</w:t>
+      <w:r>
+        <w:sym w:font="Wingdings" w:char="F0E0"/>
+      </w:r>
+      <w:r>
+        <w:t xml:space="preserve"> to check whether the </w:t>
+      </w:r>
+      <w:r>
+        <w:t>set contains the value.</w:t>
       </w:r>
     </w:p>
     <w:p>
@@ -990,18 +769,8 @@
         <w:spacing w:after="0" w:line="240" w:lineRule="auto"/>
         <w:ind w:left="1080"/>
       </w:pPr>
-      <w:proofErr w:type="gramStart"/>
-      <w:r>
-        <w:t>put(</w:t>
-      </w:r>
-      <w:proofErr w:type="spellStart"/>
-      <w:proofErr w:type="gramEnd"/>
-      <w:r>
-        <w:t>key,value</w:t>
-      </w:r>
-      <w:proofErr w:type="spellEnd"/>
-      <w:r>
-        <w:t>)</w:t>
+      <w:r>
+        <w:t>put(key,value)</w:t>
       </w:r>
     </w:p>
     <w:p>
@@ -1023,13 +792,8 @@
         <w:spacing w:after="0" w:line="240" w:lineRule="auto"/>
         <w:ind w:left="1080"/>
       </w:pPr>
-      <w:proofErr w:type="gramStart"/>
-      <w:r>
-        <w:t>remove(</w:t>
-      </w:r>
-      <w:proofErr w:type="gramEnd"/>
-      <w:r>
-        <w:t>key) -&gt; remove element having this particular key.</w:t>
+      <w:r>
+        <w:t>remove(key) -&gt; remove element having this particular key.</w:t>
       </w:r>
     </w:p>
     <w:p>
@@ -1050,24 +814,14 @@
       <w:r>
         <w:t xml:space="preserve">use </w:t>
       </w:r>
-      <w:proofErr w:type="spellStart"/>
       <w:r>
         <w:t>map.</w:t>
       </w:r>
       <w:r>
         <w:t>forEach</w:t>
       </w:r>
-      <w:proofErr w:type="spellEnd"/>
-      <w:r>
-        <w:t>((</w:t>
-      </w:r>
-      <w:proofErr w:type="spellStart"/>
-      <w:r>
-        <w:t>k,v</w:t>
-      </w:r>
-      <w:proofErr w:type="spellEnd"/>
-      <w:r>
-        <w:t>)-&gt;{//do anything with key &amp; value})</w:t>
+      <w:r>
+        <w:t>((k,v)-&gt;{//do anything with key &amp; value})</w:t>
       </w:r>
     </w:p>
     <w:p>
@@ -1089,18 +843,8 @@
         <w:spacing w:after="0" w:line="240" w:lineRule="auto"/>
         <w:ind w:left="1080"/>
       </w:pPr>
-      <w:proofErr w:type="spellStart"/>
-      <w:proofErr w:type="gramStart"/>
-      <w:r>
-        <w:t>keySet</w:t>
-      </w:r>
-      <w:proofErr w:type="spellEnd"/>
-      <w:r>
-        <w:t>(</w:t>
-      </w:r>
-      <w:proofErr w:type="gramEnd"/>
-      <w:r>
-        <w:t>) method returns a Set of keys contained in the map.</w:t>
+      <w:r>
+        <w:t>keySet() method returns a Set of keys contained in the map.</w:t>
       </w:r>
     </w:p>
     <w:p>
@@ -1122,13 +866,8 @@
         <w:spacing w:after="0" w:line="240" w:lineRule="auto"/>
         <w:ind w:left="1080"/>
       </w:pPr>
-      <w:proofErr w:type="gramStart"/>
-      <w:r>
-        <w:t>values(</w:t>
-      </w:r>
-      <w:proofErr w:type="gramEnd"/>
-      <w:r>
-        <w:t>) method returns a Collection view of the values.</w:t>
+      <w:r>
+        <w:t>values() method returns a Collection view of the values.</w:t>
       </w:r>
     </w:p>
     <w:p>
@@ -1150,13 +889,8 @@
         <w:spacing w:after="0" w:line="240" w:lineRule="auto"/>
         <w:ind w:left="1080"/>
       </w:pPr>
-      <w:proofErr w:type="gramStart"/>
-      <w:r>
-        <w:t>get(</w:t>
-      </w:r>
-      <w:proofErr w:type="gramEnd"/>
-      <w:r>
-        <w:t>Object key)</w:t>
+      <w:r>
+        <w:t>get(Object key)</w:t>
       </w:r>
     </w:p>
     <w:p>
@@ -1178,18 +912,8 @@
         <w:spacing w:after="0" w:line="240" w:lineRule="auto"/>
         <w:ind w:left="1080"/>
       </w:pPr>
-      <w:proofErr w:type="spellStart"/>
-      <w:proofErr w:type="gramStart"/>
-      <w:r>
-        <w:t>containsKey</w:t>
-      </w:r>
-      <w:proofErr w:type="spellEnd"/>
-      <w:r>
-        <w:t>(</w:t>
-      </w:r>
-      <w:proofErr w:type="gramEnd"/>
-      <w:r>
-        <w:t>key)</w:t>
+      <w:r>
+        <w:t>containsKey(key)</w:t>
       </w:r>
       <w:r>
         <w:t xml:space="preserve"> -&gt; returns true if key is present in Map otherwise returns false.</w:t>
@@ -1215,15 +939,7 @@
         <w:sym w:font="Wingdings" w:char="F0E0"/>
       </w:r>
       <w:r>
-        <w:t xml:space="preserve"> </w:t>
-      </w:r>
-      <w:proofErr w:type="spellStart"/>
-      <w:r>
-        <w:t>myMap.size</w:t>
-      </w:r>
-      <w:proofErr w:type="spellEnd"/>
-      <w:r>
-        <w:t>()</w:t>
+        <w:t xml:space="preserve"> myMap.size()</w:t>
       </w:r>
     </w:p>
     <w:p>
@@ -1235,7 +951,6 @@
           <w:szCs w:val="28"/>
         </w:rPr>
       </w:pPr>
-      <w:proofErr w:type="gramStart"/>
       <w:r>
         <w:rPr>
           <w:b/>
@@ -1250,16 +965,31 @@
           <w:sz w:val="28"/>
           <w:szCs w:val="28"/>
         </w:rPr>
-        <w:t>(</w:t>
-      </w:r>
-      <w:proofErr w:type="gramEnd"/>
+        <w:t>(LIFO</w:t>
+      </w:r>
       <w:r>
         <w:rPr>
           <w:b/>
           <w:sz w:val="28"/>
           <w:szCs w:val="28"/>
         </w:rPr>
-        <w:t>LIFO)</w:t>
+        <w:t xml:space="preserve"> </w:t>
+      </w:r>
+      <w:r>
+        <w:rPr>
+          <w:b/>
+          <w:sz w:val="28"/>
+          <w:szCs w:val="28"/>
+        </w:rPr>
+        <w:t>)</w:t>
+      </w:r>
+      <w:r>
+        <w:rPr>
+          <w:b/>
+          <w:sz w:val="28"/>
+          <w:szCs w:val="28"/>
+        </w:rPr>
+        <w:t xml:space="preserve"> implemented using ArrayDeque.</w:t>
       </w:r>
     </w:p>
     <w:p>
@@ -1271,19 +1001,47 @@
         </w:numPr>
         <w:spacing w:after="0" w:line="240" w:lineRule="auto"/>
       </w:pPr>
-      <w:proofErr w:type="spellStart"/>
-      <w:r>
-        <w:t>queue.</w:t>
-      </w:r>
-      <w:r>
-        <w:rPr>
-          <w:b/>
-        </w:rPr>
-        <w:t>add</w:t>
-      </w:r>
-      <w:proofErr w:type="spellEnd"/>
-      <w:r>
-        <w:t>(“element”);</w:t>
+      <w:r>
+        <w:t>Traversing</w:t>
+      </w:r>
+    </w:p>
+    <w:p>
+      <w:pPr>
+        <w:pStyle w:val="ListParagraph"/>
+        <w:numPr>
+          <w:ilvl w:val="0"/>
+          <w:numId w:val="9"/>
+        </w:numPr>
+        <w:spacing w:after="0" w:line="240" w:lineRule="auto"/>
+      </w:pPr>
+      <w:r>
+        <w:t>Using enhanced for loop</w:t>
+      </w:r>
+    </w:p>
+    <w:p>
+      <w:pPr>
+        <w:pStyle w:val="ListParagraph"/>
+        <w:numPr>
+          <w:ilvl w:val="0"/>
+          <w:numId w:val="9"/>
+        </w:numPr>
+        <w:spacing w:after="0" w:line="240" w:lineRule="auto"/>
+      </w:pPr>
+      <w:r>
+        <w:t>Using iterator</w:t>
+      </w:r>
+    </w:p>
+    <w:p>
+      <w:pPr>
+        <w:pStyle w:val="ListParagraph"/>
+        <w:numPr>
+          <w:ilvl w:val="0"/>
+          <w:numId w:val="9"/>
+        </w:numPr>
+        <w:spacing w:after="0" w:line="240" w:lineRule="auto"/>
+      </w:pPr>
+      <w:r>
+        <w:t>Using forEach</w:t>
       </w:r>
     </w:p>
     <w:p>
@@ -1293,92 +1051,152 @@
           <w:ilvl w:val="0"/>
           <w:numId w:val="8"/>
         </w:numPr>
-        <w:spacing w:after="0" w:line="240" w:lineRule="auto"/>
-      </w:pPr>
-      <w:proofErr w:type="spellStart"/>
-      <w:proofErr w:type="gramStart"/>
-      <w:r>
-        <w:t>queue.</w:t>
-      </w:r>
-      <w:r>
+      </w:pPr>
+      <w:r>
+        <w:t>Use myQueue.size() method to find the size of queue.</w:t>
+      </w:r>
+    </w:p>
+    <w:p>
+      <w:pPr>
+        <w:ind w:left="360"/>
+      </w:pPr>
+      <w:r>
+        <w:t>public class MyQueueClass&lt;T&gt; {</w:t>
+      </w:r>
+      <w:r>
+        <w:br/>
+        <w:t xml:space="preserve"> </w:t>
+      </w:r>
+      <w:r>
+        <w:tab/>
+        <w:t>private Deque&lt;T&gt; deque = new ArrayDeque&lt;&gt;();</w:t>
+      </w:r>
+      <w:r>
+        <w:br/>
+        <w:t xml:space="preserve"> </w:t>
+      </w:r>
+      <w:r>
+        <w:tab/>
+        <w:t>public void enqueue(T value) {deque.addLast(value); } // add to tail</w:t>
+      </w:r>
+      <w:r>
+        <w:br/>
+        <w:t xml:space="preserve"> </w:t>
+      </w:r>
+      <w:r>
+        <w:tab/>
+        <w:t>public T dequeue() {return deque.removeFirst();}// remove from head</w:t>
+      </w:r>
+      <w:r>
+        <w:br/>
+        <w:t xml:space="preserve"> </w:t>
+      </w:r>
+      <w:r>
+        <w:tab/>
+        <w:t>public T peek() {return deque.peekFirst(); } // look at head</w:t>
+      </w:r>
+      <w:r>
+        <w:br/>
+        <w:t xml:space="preserve"> </w:t>
+      </w:r>
+      <w:r>
+        <w:tab/>
+        <w:t>public boolean isEmpty() {return deque.isEmpty();}</w:t>
+      </w:r>
+      <w:r>
+        <w:br/>
+        <w:t xml:space="preserve"> </w:t>
+      </w:r>
+      <w:r>
+        <w:tab/>
+        <w:t>public int size() {return deque.size();}</w:t>
+      </w:r>
+    </w:p>
+    <w:p>
+      <w:r>
+        <w:lastRenderedPageBreak/>
+        <w:t>}</w:t>
+      </w:r>
+    </w:p>
+    <w:p>
+      <w:pPr>
         <w:rPr>
           <w:b/>
+          <w:bCs/>
         </w:rPr>
-        <w:t>remove</w:t>
-      </w:r>
-      <w:proofErr w:type="spellEnd"/>
-      <w:r>
-        <w:t>(</w:t>
-      </w:r>
-      <w:proofErr w:type="gramEnd"/>
-      <w:r>
-        <w:t>) //removes from top of queue.</w:t>
-      </w:r>
-    </w:p>
-    <w:p>
-      <w:pPr>
-        <w:pStyle w:val="ListParagraph"/>
-        <w:numPr>
-          <w:ilvl w:val="0"/>
-          <w:numId w:val="8"/>
-        </w:numPr>
-        <w:spacing w:after="0" w:line="240" w:lineRule="auto"/>
-      </w:pPr>
-      <w:r>
-        <w:t>Traversing</w:t>
-      </w:r>
-    </w:p>
-    <w:p>
-      <w:pPr>
-        <w:pStyle w:val="ListParagraph"/>
-        <w:numPr>
-          <w:ilvl w:val="0"/>
-          <w:numId w:val="9"/>
-        </w:numPr>
-        <w:spacing w:after="0" w:line="240" w:lineRule="auto"/>
-      </w:pPr>
-      <w:r>
-        <w:t>Using enhanced for loop</w:t>
-      </w:r>
-    </w:p>
-    <w:p>
-      <w:pPr>
-        <w:pStyle w:val="ListParagraph"/>
-        <w:numPr>
-          <w:ilvl w:val="0"/>
-          <w:numId w:val="9"/>
-        </w:numPr>
-        <w:spacing w:after="0" w:line="240" w:lineRule="auto"/>
-      </w:pPr>
-      <w:r>
-        <w:t xml:space="preserve">Using </w:t>
-      </w:r>
-      <w:proofErr w:type="spellStart"/>
-      <w:r>
-        <w:t>iterator</w:t>
-      </w:r>
-      <w:proofErr w:type="spellEnd"/>
-    </w:p>
-    <w:p>
-      <w:pPr>
-        <w:pStyle w:val="ListParagraph"/>
-        <w:numPr>
-          <w:ilvl w:val="0"/>
-          <w:numId w:val="9"/>
-        </w:numPr>
-        <w:spacing w:after="0" w:line="240" w:lineRule="auto"/>
-      </w:pPr>
-      <w:r>
-        <w:t xml:space="preserve">Using </w:t>
-      </w:r>
-      <w:proofErr w:type="spellStart"/>
-      <w:r>
-        <w:t>forEach</w:t>
-      </w:r>
-      <w:proofErr w:type="spellEnd"/>
-    </w:p>
-    <w:p/>
-    <w:p/>
+      </w:pPr>
+      <w:r>
+        <w:rPr>
+          <w:b/>
+          <w:bCs/>
+        </w:rPr>
+        <w:t>Stack</w:t>
+      </w:r>
+      <w:r>
+        <w:rPr>
+          <w:b/>
+          <w:bCs/>
+        </w:rPr>
+        <w:t xml:space="preserve"> (Implemented via ArrayDeque)</w:t>
+      </w:r>
+    </w:p>
+    <w:p>
+      <w:r>
+        <w:t>public class MyStackClass&lt;T&gt; {</w:t>
+      </w:r>
+      <w:r>
+        <w:br/>
+        <w:t xml:space="preserve"> </w:t>
+      </w:r>
+      <w:r>
+        <w:tab/>
+        <w:t>private Deque&lt;T&gt; deque = new ArrayDeque&lt;&gt;();</w:t>
+      </w:r>
+      <w:r>
+        <w:br/>
+        <w:t xml:space="preserve"> </w:t>
+      </w:r>
+      <w:r>
+        <w:tab/>
+        <w:t>public void push(T value) {deque.addLast(value); }  // OR use push(value)</w:t>
+      </w:r>
+      <w:r>
+        <w:br/>
+        <w:t xml:space="preserve"> </w:t>
+      </w:r>
+      <w:r>
+        <w:tab/>
+        <w:t>public T pop() { return deque.removeLast();}  // OR use pop()</w:t>
+      </w:r>
+      <w:r>
+        <w:br/>
+        <w:t xml:space="preserve"> </w:t>
+      </w:r>
+      <w:r>
+        <w:tab/>
+        <w:t>public T peek() {return deque.peekLast();}    // OR use peek()</w:t>
+      </w:r>
+      <w:r>
+        <w:br/>
+        <w:t xml:space="preserve"> </w:t>
+      </w:r>
+      <w:r>
+        <w:tab/>
+        <w:t>public boolean isEmpty() { return deque.isEmpty();}</w:t>
+      </w:r>
+      <w:r>
+        <w:br/>
+        <w:t xml:space="preserve"> </w:t>
+      </w:r>
+      <w:r>
+        <w:tab/>
+        <w:t>public int size() {return deque.size();}</w:t>
+      </w:r>
+      <w:r>
+        <w:br/>
+        <w:t>}</w:t>
+      </w:r>
+    </w:p>
     <w:p/>
     <w:p/>
     <w:p/>
@@ -1462,32 +1280,12 @@
             <w:tcW w:w="1915" w:type="dxa"/>
           </w:tcPr>
           <w:p>
-            <w:proofErr w:type="spellStart"/>
-            <w:r>
-              <w:t>list.add</w:t>
-            </w:r>
-            <w:proofErr w:type="spellEnd"/>
-            <w:r>
-              <w:t>(el)</w:t>
+            <w:r>
+              <w:t>list.add(el)</w:t>
             </w:r>
             <w:r>
               <w:br/>
-            </w:r>
-            <w:proofErr w:type="spellStart"/>
-            <w:r>
-              <w:t>list.add</w:t>
-            </w:r>
-            <w:proofErr w:type="spellEnd"/>
-            <w:r>
-              <w:t>(</w:t>
-            </w:r>
-            <w:proofErr w:type="spellStart"/>
-            <w:r>
-              <w:t>index,el</w:t>
-            </w:r>
-            <w:proofErr w:type="spellEnd"/>
-            <w:r>
-              <w:t>)</w:t>
+              <w:t>list.add(index,el)</w:t>
             </w:r>
           </w:p>
         </w:tc>
@@ -1496,31 +1294,13 @@
             <w:tcW w:w="1915" w:type="dxa"/>
           </w:tcPr>
           <w:p>
-            <w:proofErr w:type="spellStart"/>
-            <w:r>
-              <w:t>list.remove</w:t>
-            </w:r>
-            <w:proofErr w:type="spellEnd"/>
-            <w:r>
-              <w:t>(index)</w:t>
-            </w:r>
-          </w:p>
-          <w:p>
-            <w:proofErr w:type="spellStart"/>
-            <w:r>
-              <w:t>list.remove</w:t>
-            </w:r>
-            <w:proofErr w:type="spellEnd"/>
-            <w:r>
-              <w:t>(</w:t>
-            </w:r>
-            <w:proofErr w:type="spellStart"/>
-            <w:r>
-              <w:t>obj</w:t>
-            </w:r>
-            <w:proofErr w:type="spellEnd"/>
-            <w:r>
-              <w:t>)</w:t>
+            <w:r>
+              <w:t>list.remove(index)</w:t>
+            </w:r>
+          </w:p>
+          <w:p>
+            <w:r>
+              <w:t>list.remove(obj)</w:t>
             </w:r>
           </w:p>
         </w:tc>
@@ -1529,11 +1309,9 @@
             <w:tcW w:w="1915" w:type="dxa"/>
           </w:tcPr>
           <w:p>
-            <w:proofErr w:type="spellStart"/>
             <w:r>
               <w:t>list.forEach</w:t>
             </w:r>
-            <w:proofErr w:type="spellEnd"/>
           </w:p>
         </w:tc>
         <w:tc>
@@ -1541,32 +1319,12 @@
             <w:tcW w:w="1916" w:type="dxa"/>
           </w:tcPr>
           <w:p>
-            <w:proofErr w:type="spellStart"/>
-            <w:r>
-              <w:t>list.get</w:t>
-            </w:r>
-            <w:proofErr w:type="spellEnd"/>
-            <w:r>
-              <w:t>(index)</w:t>
+            <w:r>
+              <w:t>list.get(index)</w:t>
             </w:r>
             <w:r>
               <w:br/>
-            </w:r>
-            <w:proofErr w:type="spellStart"/>
-            <w:r>
-              <w:t>list.indexOf</w:t>
-            </w:r>
-            <w:proofErr w:type="spellEnd"/>
-            <w:r>
-              <w:t>(</w:t>
-            </w:r>
-            <w:proofErr w:type="spellStart"/>
-            <w:r>
-              <w:t>obj</w:t>
-            </w:r>
-            <w:proofErr w:type="spellEnd"/>
-            <w:r>
-              <w:t>)</w:t>
+              <w:t>list.indexOf(obj)</w:t>
             </w:r>
           </w:p>
         </w:tc>
@@ -1590,13 +1348,8 @@
             <w:tcW w:w="1915" w:type="dxa"/>
           </w:tcPr>
           <w:p>
-            <w:proofErr w:type="spellStart"/>
-            <w:r>
-              <w:t>queue.add</w:t>
-            </w:r>
-            <w:proofErr w:type="spellEnd"/>
-            <w:r>
-              <w:t>(el)</w:t>
+            <w:r>
+              <w:t>queue.add(el)</w:t>
             </w:r>
           </w:p>
         </w:tc>
@@ -1605,13 +1358,8 @@
             <w:tcW w:w="1915" w:type="dxa"/>
           </w:tcPr>
           <w:p>
-            <w:proofErr w:type="spellStart"/>
-            <w:r>
-              <w:t>queue.remove</w:t>
-            </w:r>
-            <w:proofErr w:type="spellEnd"/>
-            <w:r>
-              <w:t>()</w:t>
+            <w:r>
+              <w:t>queue.remove()</w:t>
             </w:r>
           </w:p>
         </w:tc>
@@ -1665,13 +1413,8 @@
             <w:tcW w:w="1915" w:type="dxa"/>
           </w:tcPr>
           <w:p>
-            <w:proofErr w:type="spellStart"/>
-            <w:r>
-              <w:t>set.add</w:t>
-            </w:r>
-            <w:proofErr w:type="spellEnd"/>
-            <w:r>
-              <w:t>(el)</w:t>
+            <w:r>
+              <w:t>set.add(el)</w:t>
             </w:r>
           </w:p>
         </w:tc>
@@ -1680,21 +1423,8 @@
             <w:tcW w:w="1915" w:type="dxa"/>
           </w:tcPr>
           <w:p>
-            <w:proofErr w:type="spellStart"/>
-            <w:r>
-              <w:t>set.remove</w:t>
-            </w:r>
-            <w:proofErr w:type="spellEnd"/>
-            <w:r>
-              <w:t>(</w:t>
-            </w:r>
-            <w:proofErr w:type="spellStart"/>
-            <w:r>
-              <w:t>obj</w:t>
-            </w:r>
-            <w:proofErr w:type="spellEnd"/>
-            <w:r>
-              <w:t>)</w:t>
+            <w:r>
+              <w:t>set.remove(obj)</w:t>
             </w:r>
           </w:p>
         </w:tc>
@@ -1747,24 +1477,11 @@
             <w:tcW w:w="1915" w:type="dxa"/>
           </w:tcPr>
           <w:p>
-            <w:proofErr w:type="spellStart"/>
             <w:r>
               <w:t>m</w:t>
             </w:r>
             <w:r>
-              <w:t>ap.put</w:t>
-            </w:r>
-            <w:proofErr w:type="spellEnd"/>
-            <w:r>
-              <w:t>(</w:t>
-            </w:r>
-            <w:proofErr w:type="spellStart"/>
-            <w:r>
-              <w:t>key,value</w:t>
-            </w:r>
-            <w:proofErr w:type="spellEnd"/>
-            <w:r>
-              <w:t>)</w:t>
+              <w:t>ap.put(key,value)</w:t>
             </w:r>
           </w:p>
         </w:tc>
@@ -1773,16 +1490,11 @@
             <w:tcW w:w="1915" w:type="dxa"/>
           </w:tcPr>
           <w:p>
-            <w:proofErr w:type="spellStart"/>
             <w:r>
               <w:t>m</w:t>
             </w:r>
             <w:r>
-              <w:t>ap.remove</w:t>
-            </w:r>
-            <w:proofErr w:type="spellEnd"/>
-            <w:r>
-              <w:t>(key)</w:t>
+              <w:t>ap.remove(key)</w:t>
             </w:r>
           </w:p>
         </w:tc>
@@ -1791,29 +1503,16 @@
             <w:tcW w:w="1915" w:type="dxa"/>
           </w:tcPr>
           <w:p>
-            <w:proofErr w:type="spellStart"/>
             <w:r>
               <w:t>m</w:t>
             </w:r>
             <w:r>
-              <w:t>ap.forEach</w:t>
-            </w:r>
-            <w:proofErr w:type="spellEnd"/>
-            <w:r>
-              <w:t>(</w:t>
-            </w:r>
-          </w:p>
-          <w:p>
-            <w:r>
-              <w:t>(</w:t>
-            </w:r>
-            <w:proofErr w:type="spellStart"/>
-            <w:r>
-              <w:t>key,value</w:t>
-            </w:r>
-            <w:proofErr w:type="spellEnd"/>
-            <w:r>
-              <w:t>) -&gt; {</w:t>
+              <w:t>ap.forEach(</w:t>
+            </w:r>
+          </w:p>
+          <w:p>
+            <w:r>
+              <w:t>(key,value) -&gt; {</w:t>
             </w:r>
           </w:p>
           <w:p/>
@@ -1828,56 +1527,1245 @@
             <w:tcW w:w="1916" w:type="dxa"/>
           </w:tcPr>
           <w:p>
-            <w:proofErr w:type="spellStart"/>
-            <w:r>
-              <w:t>map.keySet</w:t>
-            </w:r>
-            <w:proofErr w:type="spellEnd"/>
-            <w:r>
-              <w:t>()</w:t>
+            <w:r>
+              <w:t>map.keySet()</w:t>
             </w:r>
             <w:r>
               <w:br/>
-            </w:r>
-            <w:proofErr w:type="spellStart"/>
-            <w:r>
-              <w:t>map.values</w:t>
-            </w:r>
-            <w:proofErr w:type="spellEnd"/>
-            <w:r>
-              <w:t>()</w:t>
+              <w:t>map.values()</w:t>
             </w:r>
             <w:r>
               <w:br/>
-            </w:r>
-            <w:proofErr w:type="spellStart"/>
-            <w:r>
-              <w:t>map.get</w:t>
-            </w:r>
-            <w:proofErr w:type="spellEnd"/>
-            <w:r>
-              <w:t>(key)</w:t>
+              <w:t>map.get(key)</w:t>
             </w:r>
             <w:r>
               <w:br/>
-            </w:r>
-            <w:proofErr w:type="spellStart"/>
-            <w:r>
-              <w:t>map.containsKey</w:t>
-            </w:r>
-            <w:proofErr w:type="spellEnd"/>
-            <w:r>
-              <w:t>(key)</w:t>
-            </w:r>
-          </w:p>
-          <w:p>
-            <w:proofErr w:type="spellStart"/>
-            <w:r>
-              <w:t>map.entrySet</w:t>
-            </w:r>
-            <w:proofErr w:type="spellEnd"/>
-            <w:r>
-              <w:t>()</w:t>
+              <w:t>map.containsKey(key)</w:t>
+            </w:r>
+          </w:p>
+          <w:p>
+            <w:r>
+              <w:t>map.entrySet()</w:t>
+            </w:r>
+          </w:p>
+        </w:tc>
+      </w:tr>
+    </w:tbl>
+    <w:p/>
+    <w:p/>
+    <w:p/>
+    <w:p/>
+    <w:p/>
+    <w:p>
+      <w:r>
+        <w:br w:type="page"/>
+      </w:r>
+    </w:p>
+    <w:p>
+      <w:r>
+        <w:lastRenderedPageBreak/>
+        <w:t>Methods in ArrayDeque to add and remove elements</w:t>
+      </w:r>
+    </w:p>
+    <w:tbl>
+      <w:tblPr>
+        <w:tblW w:w="0" w:type="auto"/>
+        <w:tblCellSpacing w:w="15" w:type="dxa"/>
+        <w:tblCellMar>
+          <w:top w:w="15" w:type="dxa"/>
+          <w:left w:w="15" w:type="dxa"/>
+          <w:bottom w:w="15" w:type="dxa"/>
+          <w:right w:w="15" w:type="dxa"/>
+        </w:tblCellMar>
+        <w:tblLook w:val="04A0"/>
+      </w:tblPr>
+      <w:tblGrid>
+        <w:gridCol w:w="1305"/>
+        <w:gridCol w:w="843"/>
+        <w:gridCol w:w="2796"/>
+      </w:tblGrid>
+      <w:tr>
+        <w:trPr>
+          <w:tblHeader/>
+          <w:tblCellSpacing w:w="15" w:type="dxa"/>
+        </w:trPr>
+        <w:tc>
+          <w:tcPr>
+            <w:tcW w:w="0" w:type="auto"/>
+            <w:vAlign w:val="center"/>
+            <w:hideMark/>
+          </w:tcPr>
+          <w:p>
+            <w:pPr>
+              <w:spacing w:after="0" w:line="240" w:lineRule="auto"/>
+              <w:jc w:val="center"/>
+              <w:rPr>
+                <w:rFonts w:eastAsia="Times New Roman" w:cstheme="minorHAnsi"/>
+                <w:sz w:val="24"/>
+                <w:szCs w:val="24"/>
+                <w:lang w:bidi="hi-IN"/>
+              </w:rPr>
+            </w:pPr>
+            <w:r>
+              <w:rPr>
+                <w:rFonts w:eastAsia="Times New Roman" w:cstheme="minorHAnsi"/>
+                <w:sz w:val="24"/>
+                <w:szCs w:val="24"/>
+                <w:lang w:bidi="hi-IN"/>
+              </w:rPr>
+              <w:t>Add Method</w:t>
+            </w:r>
+          </w:p>
+        </w:tc>
+        <w:tc>
+          <w:tcPr>
+            <w:tcW w:w="0" w:type="auto"/>
+            <w:vAlign w:val="center"/>
+            <w:hideMark/>
+          </w:tcPr>
+          <w:p>
+            <w:pPr>
+              <w:spacing w:after="0" w:line="240" w:lineRule="auto"/>
+              <w:jc w:val="center"/>
+              <w:rPr>
+                <w:rFonts w:eastAsia="Times New Roman" w:cstheme="minorHAnsi"/>
+                <w:sz w:val="24"/>
+                <w:szCs w:val="24"/>
+                <w:lang w:bidi="hi-IN"/>
+              </w:rPr>
+            </w:pPr>
+            <w:r>
+              <w:rPr>
+                <w:rFonts w:eastAsia="Times New Roman" w:cstheme="minorHAnsi"/>
+                <w:sz w:val="24"/>
+                <w:szCs w:val="24"/>
+                <w:lang w:bidi="hi-IN"/>
+              </w:rPr>
+              <w:t>Adds To</w:t>
+            </w:r>
+          </w:p>
+        </w:tc>
+        <w:tc>
+          <w:tcPr>
+            <w:tcW w:w="0" w:type="auto"/>
+            <w:vAlign w:val="center"/>
+            <w:hideMark/>
+          </w:tcPr>
+          <w:p>
+            <w:pPr>
+              <w:spacing w:after="0" w:line="240" w:lineRule="auto"/>
+              <w:jc w:val="center"/>
+              <w:rPr>
+                <w:rFonts w:eastAsia="Times New Roman" w:cstheme="minorHAnsi"/>
+                <w:sz w:val="24"/>
+                <w:szCs w:val="24"/>
+                <w:lang w:bidi="hi-IN"/>
+              </w:rPr>
+            </w:pPr>
+            <w:r>
+              <w:rPr>
+                <w:rFonts w:eastAsia="Times New Roman" w:cstheme="minorHAnsi"/>
+                <w:sz w:val="24"/>
+                <w:szCs w:val="24"/>
+                <w:lang w:bidi="hi-IN"/>
+              </w:rPr>
+              <w:t>Notes</w:t>
+            </w:r>
+          </w:p>
+        </w:tc>
+      </w:tr>
+      <w:tr>
+        <w:trPr>
+          <w:tblCellSpacing w:w="15" w:type="dxa"/>
+        </w:trPr>
+        <w:tc>
+          <w:tcPr>
+            <w:tcW w:w="0" w:type="auto"/>
+            <w:vAlign w:val="center"/>
+            <w:hideMark/>
+          </w:tcPr>
+          <w:p>
+            <w:pPr>
+              <w:spacing w:after="0" w:line="240" w:lineRule="auto"/>
+              <w:rPr>
+                <w:rFonts w:eastAsia="Times New Roman" w:cstheme="minorHAnsi"/>
+                <w:sz w:val="24"/>
+                <w:szCs w:val="24"/>
+                <w:lang w:bidi="hi-IN"/>
+              </w:rPr>
+            </w:pPr>
+            <w:r>
+              <w:rPr>
+                <w:rFonts w:eastAsia="Times New Roman" w:cstheme="minorHAnsi"/>
+                <w:sz w:val="20"/>
+                <w:lang w:bidi="hi-IN"/>
+              </w:rPr>
+              <w:t>addFirst(e)</w:t>
+            </w:r>
+          </w:p>
+        </w:tc>
+        <w:tc>
+          <w:tcPr>
+            <w:tcW w:w="0" w:type="auto"/>
+            <w:vAlign w:val="center"/>
+            <w:hideMark/>
+          </w:tcPr>
+          <w:p>
+            <w:pPr>
+              <w:spacing w:after="0" w:line="240" w:lineRule="auto"/>
+              <w:rPr>
+                <w:rFonts w:eastAsia="Times New Roman" w:cstheme="minorHAnsi"/>
+                <w:sz w:val="24"/>
+                <w:szCs w:val="24"/>
+                <w:lang w:bidi="hi-IN"/>
+              </w:rPr>
+            </w:pPr>
+            <w:r>
+              <w:rPr>
+                <w:rFonts w:eastAsia="Times New Roman" w:cstheme="minorHAnsi"/>
+                <w:sz w:val="24"/>
+                <w:szCs w:val="24"/>
+                <w:lang w:bidi="hi-IN"/>
+              </w:rPr>
+              <w:t>Front</w:t>
+            </w:r>
+          </w:p>
+        </w:tc>
+        <w:tc>
+          <w:tcPr>
+            <w:tcW w:w="0" w:type="auto"/>
+            <w:vAlign w:val="center"/>
+            <w:hideMark/>
+          </w:tcPr>
+          <w:p>
+            <w:pPr>
+              <w:spacing w:after="0" w:line="240" w:lineRule="auto"/>
+              <w:rPr>
+                <w:rFonts w:eastAsia="Times New Roman" w:cstheme="minorHAnsi"/>
+                <w:sz w:val="24"/>
+                <w:szCs w:val="24"/>
+                <w:lang w:bidi="hi-IN"/>
+              </w:rPr>
+            </w:pPr>
+            <w:r>
+              <w:rPr>
+                <w:rFonts w:eastAsia="Times New Roman" w:cstheme="minorHAnsi"/>
+                <w:sz w:val="24"/>
+                <w:szCs w:val="24"/>
+                <w:lang w:bidi="hi-IN"/>
+              </w:rPr>
+              <w:t>Throws exception on failure</w:t>
+            </w:r>
+          </w:p>
+        </w:tc>
+      </w:tr>
+      <w:tr>
+        <w:trPr>
+          <w:tblCellSpacing w:w="15" w:type="dxa"/>
+        </w:trPr>
+        <w:tc>
+          <w:tcPr>
+            <w:tcW w:w="0" w:type="auto"/>
+            <w:vAlign w:val="center"/>
+            <w:hideMark/>
+          </w:tcPr>
+          <w:p>
+            <w:pPr>
+              <w:spacing w:after="0" w:line="240" w:lineRule="auto"/>
+              <w:rPr>
+                <w:rFonts w:eastAsia="Times New Roman" w:cstheme="minorHAnsi"/>
+                <w:sz w:val="24"/>
+                <w:szCs w:val="24"/>
+                <w:lang w:bidi="hi-IN"/>
+              </w:rPr>
+            </w:pPr>
+            <w:r>
+              <w:rPr>
+                <w:rFonts w:eastAsia="Times New Roman" w:cstheme="minorHAnsi"/>
+                <w:sz w:val="20"/>
+                <w:lang w:bidi="hi-IN"/>
+              </w:rPr>
+              <w:t>offerFirst(e)</w:t>
+            </w:r>
+          </w:p>
+        </w:tc>
+        <w:tc>
+          <w:tcPr>
+            <w:tcW w:w="0" w:type="auto"/>
+            <w:vAlign w:val="center"/>
+            <w:hideMark/>
+          </w:tcPr>
+          <w:p>
+            <w:pPr>
+              <w:spacing w:after="0" w:line="240" w:lineRule="auto"/>
+              <w:rPr>
+                <w:rFonts w:eastAsia="Times New Roman" w:cstheme="minorHAnsi"/>
+                <w:sz w:val="24"/>
+                <w:szCs w:val="24"/>
+                <w:lang w:bidi="hi-IN"/>
+              </w:rPr>
+            </w:pPr>
+            <w:r>
+              <w:rPr>
+                <w:rFonts w:eastAsia="Times New Roman" w:cstheme="minorHAnsi"/>
+                <w:sz w:val="24"/>
+                <w:szCs w:val="24"/>
+                <w:lang w:bidi="hi-IN"/>
+              </w:rPr>
+              <w:t>Front</w:t>
+            </w:r>
+          </w:p>
+        </w:tc>
+        <w:tc>
+          <w:tcPr>
+            <w:tcW w:w="0" w:type="auto"/>
+            <w:vAlign w:val="center"/>
+            <w:hideMark/>
+          </w:tcPr>
+          <w:p>
+            <w:pPr>
+              <w:spacing w:after="0" w:line="240" w:lineRule="auto"/>
+              <w:rPr>
+                <w:rFonts w:eastAsia="Times New Roman" w:cstheme="minorHAnsi"/>
+                <w:sz w:val="24"/>
+                <w:szCs w:val="24"/>
+                <w:lang w:bidi="hi-IN"/>
+              </w:rPr>
+            </w:pPr>
+            <w:r>
+              <w:rPr>
+                <w:rFonts w:eastAsia="Times New Roman" w:cstheme="minorHAnsi"/>
+                <w:sz w:val="24"/>
+                <w:szCs w:val="24"/>
+                <w:lang w:bidi="hi-IN"/>
+              </w:rPr>
+              <w:t>Safe (returns false)</w:t>
+            </w:r>
+          </w:p>
+        </w:tc>
+      </w:tr>
+      <w:tr>
+        <w:trPr>
+          <w:tblCellSpacing w:w="15" w:type="dxa"/>
+        </w:trPr>
+        <w:tc>
+          <w:tcPr>
+            <w:tcW w:w="0" w:type="auto"/>
+            <w:vAlign w:val="center"/>
+            <w:hideMark/>
+          </w:tcPr>
+          <w:p>
+            <w:pPr>
+              <w:spacing w:after="0" w:line="240" w:lineRule="auto"/>
+              <w:rPr>
+                <w:rFonts w:eastAsia="Times New Roman" w:cstheme="minorHAnsi"/>
+                <w:sz w:val="24"/>
+                <w:szCs w:val="24"/>
+                <w:lang w:bidi="hi-IN"/>
+              </w:rPr>
+            </w:pPr>
+            <w:r>
+              <w:rPr>
+                <w:rFonts w:eastAsia="Times New Roman" w:cstheme="minorHAnsi"/>
+                <w:sz w:val="20"/>
+                <w:lang w:bidi="hi-IN"/>
+              </w:rPr>
+              <w:t>push(e)</w:t>
+            </w:r>
+          </w:p>
+        </w:tc>
+        <w:tc>
+          <w:tcPr>
+            <w:tcW w:w="0" w:type="auto"/>
+            <w:vAlign w:val="center"/>
+            <w:hideMark/>
+          </w:tcPr>
+          <w:p>
+            <w:pPr>
+              <w:spacing w:after="0" w:line="240" w:lineRule="auto"/>
+              <w:rPr>
+                <w:rFonts w:eastAsia="Times New Roman" w:cstheme="minorHAnsi"/>
+                <w:sz w:val="24"/>
+                <w:szCs w:val="24"/>
+                <w:lang w:bidi="hi-IN"/>
+              </w:rPr>
+            </w:pPr>
+            <w:r>
+              <w:rPr>
+                <w:rFonts w:eastAsia="Times New Roman" w:cstheme="minorHAnsi"/>
+                <w:sz w:val="24"/>
+                <w:szCs w:val="24"/>
+                <w:lang w:bidi="hi-IN"/>
+              </w:rPr>
+              <w:t>Front</w:t>
+            </w:r>
+          </w:p>
+        </w:tc>
+        <w:tc>
+          <w:tcPr>
+            <w:tcW w:w="0" w:type="auto"/>
+            <w:vAlign w:val="center"/>
+            <w:hideMark/>
+          </w:tcPr>
+          <w:p>
+            <w:pPr>
+              <w:spacing w:after="0" w:line="240" w:lineRule="auto"/>
+              <w:rPr>
+                <w:rFonts w:eastAsia="Times New Roman" w:cstheme="minorHAnsi"/>
+                <w:sz w:val="24"/>
+                <w:szCs w:val="24"/>
+                <w:lang w:bidi="hi-IN"/>
+              </w:rPr>
+            </w:pPr>
+            <w:r>
+              <w:rPr>
+                <w:rFonts w:eastAsia="Times New Roman" w:cstheme="minorHAnsi"/>
+                <w:sz w:val="24"/>
+                <w:szCs w:val="24"/>
+                <w:lang w:bidi="hi-IN"/>
+              </w:rPr>
+              <w:t>Stack-style API</w:t>
+            </w:r>
+          </w:p>
+        </w:tc>
+      </w:tr>
+      <w:tr>
+        <w:trPr>
+          <w:tblCellSpacing w:w="15" w:type="dxa"/>
+        </w:trPr>
+        <w:tc>
+          <w:tcPr>
+            <w:tcW w:w="0" w:type="auto"/>
+            <w:vAlign w:val="center"/>
+            <w:hideMark/>
+          </w:tcPr>
+          <w:p>
+            <w:pPr>
+              <w:spacing w:after="0" w:line="240" w:lineRule="auto"/>
+              <w:rPr>
+                <w:rFonts w:eastAsia="Times New Roman" w:cstheme="minorHAnsi"/>
+                <w:sz w:val="24"/>
+                <w:szCs w:val="24"/>
+                <w:lang w:bidi="hi-IN"/>
+              </w:rPr>
+            </w:pPr>
+            <w:r>
+              <w:rPr>
+                <w:rFonts w:eastAsia="Times New Roman" w:cstheme="minorHAnsi"/>
+                <w:sz w:val="20"/>
+                <w:lang w:bidi="hi-IN"/>
+              </w:rPr>
+              <w:t>addLast(e)</w:t>
+            </w:r>
+          </w:p>
+        </w:tc>
+        <w:tc>
+          <w:tcPr>
+            <w:tcW w:w="0" w:type="auto"/>
+            <w:vAlign w:val="center"/>
+            <w:hideMark/>
+          </w:tcPr>
+          <w:p>
+            <w:pPr>
+              <w:spacing w:after="0" w:line="240" w:lineRule="auto"/>
+              <w:rPr>
+                <w:rFonts w:eastAsia="Times New Roman" w:cstheme="minorHAnsi"/>
+                <w:sz w:val="24"/>
+                <w:szCs w:val="24"/>
+                <w:lang w:bidi="hi-IN"/>
+              </w:rPr>
+            </w:pPr>
+            <w:r>
+              <w:rPr>
+                <w:rFonts w:eastAsia="Times New Roman" w:cstheme="minorHAnsi"/>
+                <w:sz w:val="24"/>
+                <w:szCs w:val="24"/>
+                <w:lang w:bidi="hi-IN"/>
+              </w:rPr>
+              <w:t>Back</w:t>
+            </w:r>
+          </w:p>
+        </w:tc>
+        <w:tc>
+          <w:tcPr>
+            <w:tcW w:w="0" w:type="auto"/>
+            <w:vAlign w:val="center"/>
+            <w:hideMark/>
+          </w:tcPr>
+          <w:p>
+            <w:pPr>
+              <w:spacing w:after="0" w:line="240" w:lineRule="auto"/>
+              <w:rPr>
+                <w:rFonts w:eastAsia="Times New Roman" w:cstheme="minorHAnsi"/>
+                <w:sz w:val="24"/>
+                <w:szCs w:val="24"/>
+                <w:lang w:bidi="hi-IN"/>
+              </w:rPr>
+            </w:pPr>
+            <w:r>
+              <w:rPr>
+                <w:rFonts w:eastAsia="Times New Roman" w:cstheme="minorHAnsi"/>
+                <w:sz w:val="24"/>
+                <w:szCs w:val="24"/>
+                <w:lang w:bidi="hi-IN"/>
+              </w:rPr>
+              <w:t>Throws exception</w:t>
+            </w:r>
+          </w:p>
+        </w:tc>
+      </w:tr>
+      <w:tr>
+        <w:trPr>
+          <w:tblCellSpacing w:w="15" w:type="dxa"/>
+        </w:trPr>
+        <w:tc>
+          <w:tcPr>
+            <w:tcW w:w="0" w:type="auto"/>
+            <w:vAlign w:val="center"/>
+            <w:hideMark/>
+          </w:tcPr>
+          <w:p>
+            <w:pPr>
+              <w:spacing w:after="0" w:line="240" w:lineRule="auto"/>
+              <w:rPr>
+                <w:rFonts w:eastAsia="Times New Roman" w:cstheme="minorHAnsi"/>
+                <w:sz w:val="24"/>
+                <w:szCs w:val="24"/>
+                <w:lang w:bidi="hi-IN"/>
+              </w:rPr>
+            </w:pPr>
+            <w:r>
+              <w:rPr>
+                <w:rFonts w:eastAsia="Times New Roman" w:cstheme="minorHAnsi"/>
+                <w:sz w:val="20"/>
+                <w:lang w:bidi="hi-IN"/>
+              </w:rPr>
+              <w:t>offerLast(e)</w:t>
+            </w:r>
+          </w:p>
+        </w:tc>
+        <w:tc>
+          <w:tcPr>
+            <w:tcW w:w="0" w:type="auto"/>
+            <w:vAlign w:val="center"/>
+            <w:hideMark/>
+          </w:tcPr>
+          <w:p>
+            <w:pPr>
+              <w:spacing w:after="0" w:line="240" w:lineRule="auto"/>
+              <w:rPr>
+                <w:rFonts w:eastAsia="Times New Roman" w:cstheme="minorHAnsi"/>
+                <w:sz w:val="24"/>
+                <w:szCs w:val="24"/>
+                <w:lang w:bidi="hi-IN"/>
+              </w:rPr>
+            </w:pPr>
+            <w:r>
+              <w:rPr>
+                <w:rFonts w:eastAsia="Times New Roman" w:cstheme="minorHAnsi"/>
+                <w:sz w:val="24"/>
+                <w:szCs w:val="24"/>
+                <w:lang w:bidi="hi-IN"/>
+              </w:rPr>
+              <w:t>Back</w:t>
+            </w:r>
+          </w:p>
+        </w:tc>
+        <w:tc>
+          <w:tcPr>
+            <w:tcW w:w="0" w:type="auto"/>
+            <w:vAlign w:val="center"/>
+            <w:hideMark/>
+          </w:tcPr>
+          <w:p>
+            <w:pPr>
+              <w:spacing w:after="0" w:line="240" w:lineRule="auto"/>
+              <w:rPr>
+                <w:rFonts w:eastAsia="Times New Roman" w:cstheme="minorHAnsi"/>
+                <w:sz w:val="24"/>
+                <w:szCs w:val="24"/>
+                <w:lang w:bidi="hi-IN"/>
+              </w:rPr>
+            </w:pPr>
+            <w:r>
+              <w:rPr>
+                <w:rFonts w:eastAsia="Times New Roman" w:cstheme="minorHAnsi"/>
+                <w:sz w:val="24"/>
+                <w:szCs w:val="24"/>
+                <w:lang w:bidi="hi-IN"/>
+              </w:rPr>
+              <w:t>Safe</w:t>
+            </w:r>
+          </w:p>
+        </w:tc>
+      </w:tr>
+      <w:tr>
+        <w:trPr>
+          <w:tblCellSpacing w:w="15" w:type="dxa"/>
+        </w:trPr>
+        <w:tc>
+          <w:tcPr>
+            <w:tcW w:w="0" w:type="auto"/>
+            <w:vAlign w:val="center"/>
+            <w:hideMark/>
+          </w:tcPr>
+          <w:p>
+            <w:pPr>
+              <w:spacing w:after="0" w:line="240" w:lineRule="auto"/>
+              <w:rPr>
+                <w:rFonts w:eastAsia="Times New Roman" w:cstheme="minorHAnsi"/>
+                <w:sz w:val="24"/>
+                <w:szCs w:val="24"/>
+                <w:lang w:bidi="hi-IN"/>
+              </w:rPr>
+            </w:pPr>
+            <w:r>
+              <w:rPr>
+                <w:rFonts w:eastAsia="Times New Roman" w:cstheme="minorHAnsi"/>
+                <w:sz w:val="20"/>
+                <w:lang w:bidi="hi-IN"/>
+              </w:rPr>
+              <w:t>add(e)</w:t>
+            </w:r>
+          </w:p>
+        </w:tc>
+        <w:tc>
+          <w:tcPr>
+            <w:tcW w:w="0" w:type="auto"/>
+            <w:vAlign w:val="center"/>
+            <w:hideMark/>
+          </w:tcPr>
+          <w:p>
+            <w:pPr>
+              <w:spacing w:after="0" w:line="240" w:lineRule="auto"/>
+              <w:rPr>
+                <w:rFonts w:eastAsia="Times New Roman" w:cstheme="minorHAnsi"/>
+                <w:sz w:val="24"/>
+                <w:szCs w:val="24"/>
+                <w:lang w:bidi="hi-IN"/>
+              </w:rPr>
+            </w:pPr>
+            <w:r>
+              <w:rPr>
+                <w:rFonts w:eastAsia="Times New Roman" w:cstheme="minorHAnsi"/>
+                <w:sz w:val="24"/>
+                <w:szCs w:val="24"/>
+                <w:lang w:bidi="hi-IN"/>
+              </w:rPr>
+              <w:t>Back</w:t>
+            </w:r>
+          </w:p>
+        </w:tc>
+        <w:tc>
+          <w:tcPr>
+            <w:tcW w:w="0" w:type="auto"/>
+            <w:vAlign w:val="center"/>
+            <w:hideMark/>
+          </w:tcPr>
+          <w:p>
+            <w:pPr>
+              <w:spacing w:after="0" w:line="240" w:lineRule="auto"/>
+              <w:rPr>
+                <w:rFonts w:eastAsia="Times New Roman" w:cstheme="minorHAnsi"/>
+                <w:sz w:val="24"/>
+                <w:szCs w:val="24"/>
+                <w:lang w:bidi="hi-IN"/>
+              </w:rPr>
+            </w:pPr>
+            <w:r>
+              <w:rPr>
+                <w:rFonts w:eastAsia="Times New Roman" w:cstheme="minorHAnsi"/>
+                <w:sz w:val="24"/>
+                <w:szCs w:val="24"/>
+                <w:lang w:bidi="hi-IN"/>
+              </w:rPr>
+              <w:t>Same as addLast</w:t>
+            </w:r>
+          </w:p>
+        </w:tc>
+      </w:tr>
+      <w:tr>
+        <w:trPr>
+          <w:tblCellSpacing w:w="15" w:type="dxa"/>
+        </w:trPr>
+        <w:tc>
+          <w:tcPr>
+            <w:tcW w:w="0" w:type="auto"/>
+            <w:vAlign w:val="center"/>
+            <w:hideMark/>
+          </w:tcPr>
+          <w:p>
+            <w:pPr>
+              <w:spacing w:after="0" w:line="240" w:lineRule="auto"/>
+              <w:rPr>
+                <w:rFonts w:eastAsia="Times New Roman" w:cstheme="minorHAnsi"/>
+                <w:sz w:val="24"/>
+                <w:szCs w:val="24"/>
+                <w:lang w:bidi="hi-IN"/>
+              </w:rPr>
+            </w:pPr>
+            <w:r>
+              <w:rPr>
+                <w:rFonts w:eastAsia="Times New Roman" w:cstheme="minorHAnsi"/>
+                <w:sz w:val="20"/>
+                <w:lang w:bidi="hi-IN"/>
+              </w:rPr>
+              <w:t>offer(e)</w:t>
+            </w:r>
+          </w:p>
+        </w:tc>
+        <w:tc>
+          <w:tcPr>
+            <w:tcW w:w="0" w:type="auto"/>
+            <w:vAlign w:val="center"/>
+            <w:hideMark/>
+          </w:tcPr>
+          <w:p>
+            <w:pPr>
+              <w:spacing w:after="0" w:line="240" w:lineRule="auto"/>
+              <w:rPr>
+                <w:rFonts w:eastAsia="Times New Roman" w:cstheme="minorHAnsi"/>
+                <w:sz w:val="24"/>
+                <w:szCs w:val="24"/>
+                <w:lang w:bidi="hi-IN"/>
+              </w:rPr>
+            </w:pPr>
+            <w:r>
+              <w:rPr>
+                <w:rFonts w:eastAsia="Times New Roman" w:cstheme="minorHAnsi"/>
+                <w:sz w:val="24"/>
+                <w:szCs w:val="24"/>
+                <w:lang w:bidi="hi-IN"/>
+              </w:rPr>
+              <w:t>Back</w:t>
+            </w:r>
+          </w:p>
+        </w:tc>
+        <w:tc>
+          <w:tcPr>
+            <w:tcW w:w="0" w:type="auto"/>
+            <w:vAlign w:val="center"/>
+            <w:hideMark/>
+          </w:tcPr>
+          <w:p>
+            <w:pPr>
+              <w:spacing w:after="0" w:line="240" w:lineRule="auto"/>
+              <w:rPr>
+                <w:rFonts w:eastAsia="Times New Roman" w:cstheme="minorHAnsi"/>
+                <w:sz w:val="24"/>
+                <w:szCs w:val="24"/>
+                <w:lang w:bidi="hi-IN"/>
+              </w:rPr>
+            </w:pPr>
+            <w:r>
+              <w:rPr>
+                <w:rFonts w:eastAsia="Times New Roman" w:cstheme="minorHAnsi"/>
+                <w:sz w:val="24"/>
+                <w:szCs w:val="24"/>
+                <w:lang w:bidi="hi-IN"/>
+              </w:rPr>
+              <w:t>Same as offerLast</w:t>
+            </w:r>
+          </w:p>
+        </w:tc>
+      </w:tr>
+    </w:tbl>
+    <w:p/>
+    <w:p/>
+    <w:p>
+      <w:r>
+        <w:t xml:space="preserve">Below methods were </w:t>
+      </w:r>
+      <w:r>
+        <w:t xml:space="preserve">newly </w:t>
+      </w:r>
+      <w:r>
+        <w:t>introduced in Java21.</w:t>
+      </w:r>
+    </w:p>
+    <w:tbl>
+      <w:tblPr>
+        <w:tblW w:w="0" w:type="auto"/>
+        <w:tblCellSpacing w:w="15" w:type="dxa"/>
+        <w:tblCellMar>
+          <w:top w:w="15" w:type="dxa"/>
+          <w:left w:w="15" w:type="dxa"/>
+          <w:bottom w:w="15" w:type="dxa"/>
+          <w:right w:w="15" w:type="dxa"/>
+        </w:tblCellMar>
+        <w:tblLook w:val="04A0"/>
+      </w:tblPr>
+      <w:tblGrid>
+        <w:gridCol w:w="1798"/>
+        <w:gridCol w:w="4013"/>
+      </w:tblGrid>
+      <w:tr>
+        <w:trPr>
+          <w:tblHeader/>
+          <w:tblCellSpacing w:w="15" w:type="dxa"/>
+        </w:trPr>
+        <w:tc>
+          <w:tcPr>
+            <w:tcW w:w="0" w:type="auto"/>
+            <w:vAlign w:val="center"/>
+            <w:hideMark/>
+          </w:tcPr>
+          <w:p>
+            <w:pPr>
+              <w:spacing w:after="0" w:line="240" w:lineRule="auto"/>
+              <w:jc w:val="center"/>
+              <w:rPr>
+                <w:rFonts w:eastAsia="Times New Roman" w:cstheme="minorHAnsi"/>
+                <w:sz w:val="24"/>
+                <w:szCs w:val="24"/>
+                <w:lang w:bidi="hi-IN"/>
+              </w:rPr>
+            </w:pPr>
+            <w:r>
+              <w:rPr>
+                <w:rFonts w:eastAsia="Times New Roman" w:cstheme="minorHAnsi"/>
+                <w:sz w:val="24"/>
+                <w:szCs w:val="24"/>
+                <w:lang w:bidi="hi-IN"/>
+              </w:rPr>
+              <w:t>Category</w:t>
+            </w:r>
+          </w:p>
+        </w:tc>
+        <w:tc>
+          <w:tcPr>
+            <w:tcW w:w="0" w:type="auto"/>
+            <w:vAlign w:val="center"/>
+            <w:hideMark/>
+          </w:tcPr>
+          <w:p>
+            <w:pPr>
+              <w:spacing w:after="0" w:line="240" w:lineRule="auto"/>
+              <w:jc w:val="center"/>
+              <w:rPr>
+                <w:rFonts w:eastAsia="Times New Roman" w:cstheme="minorHAnsi"/>
+                <w:sz w:val="24"/>
+                <w:szCs w:val="24"/>
+                <w:lang w:bidi="hi-IN"/>
+              </w:rPr>
+            </w:pPr>
+            <w:r>
+              <w:rPr>
+                <w:rFonts w:eastAsia="Times New Roman" w:cstheme="minorHAnsi"/>
+                <w:sz w:val="24"/>
+                <w:szCs w:val="24"/>
+                <w:lang w:bidi="hi-IN"/>
+              </w:rPr>
+              <w:t>Methods</w:t>
+            </w:r>
+          </w:p>
+        </w:tc>
+      </w:tr>
+      <w:tr>
+        <w:trPr>
+          <w:tblCellSpacing w:w="15" w:type="dxa"/>
+        </w:trPr>
+        <w:tc>
+          <w:tcPr>
+            <w:tcW w:w="0" w:type="auto"/>
+            <w:vAlign w:val="center"/>
+            <w:hideMark/>
+          </w:tcPr>
+          <w:p>
+            <w:pPr>
+              <w:spacing w:after="0" w:line="240" w:lineRule="auto"/>
+              <w:rPr>
+                <w:rFonts w:eastAsia="Times New Roman" w:cstheme="minorHAnsi"/>
+                <w:sz w:val="24"/>
+                <w:szCs w:val="24"/>
+                <w:lang w:bidi="hi-IN"/>
+              </w:rPr>
+            </w:pPr>
+            <w:r>
+              <w:rPr>
+                <w:rFonts w:eastAsia="Times New Roman" w:cstheme="minorHAnsi"/>
+                <w:sz w:val="24"/>
+                <w:szCs w:val="24"/>
+                <w:lang w:bidi="hi-IN"/>
+              </w:rPr>
+              <w:t>Front Removal</w:t>
+            </w:r>
+          </w:p>
+        </w:tc>
+        <w:tc>
+          <w:tcPr>
+            <w:tcW w:w="0" w:type="auto"/>
+            <w:vAlign w:val="center"/>
+            <w:hideMark/>
+          </w:tcPr>
+          <w:p>
+            <w:pPr>
+              <w:spacing w:after="0" w:line="240" w:lineRule="auto"/>
+              <w:rPr>
+                <w:rFonts w:eastAsia="Times New Roman" w:cstheme="minorHAnsi"/>
+                <w:sz w:val="24"/>
+                <w:szCs w:val="24"/>
+                <w:lang w:bidi="hi-IN"/>
+              </w:rPr>
+            </w:pPr>
+            <w:r>
+              <w:rPr>
+                <w:rFonts w:eastAsia="Times New Roman" w:cstheme="minorHAnsi"/>
+                <w:sz w:val="20"/>
+                <w:lang w:bidi="hi-IN"/>
+              </w:rPr>
+              <w:t>removeFirst()</w:t>
+            </w:r>
+            <w:r>
+              <w:rPr>
+                <w:rFonts w:eastAsia="Times New Roman" w:cstheme="minorHAnsi"/>
+                <w:sz w:val="24"/>
+                <w:szCs w:val="24"/>
+                <w:lang w:bidi="hi-IN"/>
+              </w:rPr>
+              <w:t xml:space="preserve">, </w:t>
+            </w:r>
+            <w:r>
+              <w:rPr>
+                <w:rFonts w:eastAsia="Times New Roman" w:cstheme="minorHAnsi"/>
+                <w:sz w:val="20"/>
+                <w:lang w:bidi="hi-IN"/>
+              </w:rPr>
+              <w:t>pollFirst()</w:t>
+            </w:r>
+            <w:r>
+              <w:rPr>
+                <w:rFonts w:eastAsia="Times New Roman" w:cstheme="minorHAnsi"/>
+                <w:sz w:val="24"/>
+                <w:szCs w:val="24"/>
+                <w:lang w:bidi="hi-IN"/>
+              </w:rPr>
+              <w:t xml:space="preserve">, </w:t>
+            </w:r>
+            <w:r>
+              <w:rPr>
+                <w:rFonts w:eastAsia="Times New Roman" w:cstheme="minorHAnsi"/>
+                <w:sz w:val="20"/>
+                <w:lang w:bidi="hi-IN"/>
+              </w:rPr>
+              <w:t>pop()</w:t>
+            </w:r>
+            <w:r>
+              <w:rPr>
+                <w:rFonts w:eastAsia="Times New Roman" w:cstheme="minorHAnsi"/>
+                <w:sz w:val="24"/>
+                <w:szCs w:val="24"/>
+                <w:lang w:bidi="hi-IN"/>
+              </w:rPr>
+              <w:t xml:space="preserve">, </w:t>
+            </w:r>
+            <w:r>
+              <w:rPr>
+                <w:rFonts w:eastAsia="Times New Roman" w:cstheme="minorHAnsi"/>
+                <w:sz w:val="20"/>
+                <w:lang w:bidi="hi-IN"/>
+              </w:rPr>
+              <w:t>remove()</w:t>
+            </w:r>
+            <w:r>
+              <w:rPr>
+                <w:rFonts w:eastAsia="Times New Roman" w:cstheme="minorHAnsi"/>
+                <w:sz w:val="24"/>
+                <w:szCs w:val="24"/>
+                <w:lang w:bidi="hi-IN"/>
+              </w:rPr>
+              <w:t xml:space="preserve">, </w:t>
+            </w:r>
+            <w:r>
+              <w:rPr>
+                <w:rFonts w:eastAsia="Times New Roman" w:cstheme="minorHAnsi"/>
+                <w:sz w:val="20"/>
+                <w:lang w:bidi="hi-IN"/>
+              </w:rPr>
+              <w:t>poll()</w:t>
+            </w:r>
+          </w:p>
+        </w:tc>
+      </w:tr>
+      <w:tr>
+        <w:trPr>
+          <w:tblCellSpacing w:w="15" w:type="dxa"/>
+        </w:trPr>
+        <w:tc>
+          <w:tcPr>
+            <w:tcW w:w="0" w:type="auto"/>
+            <w:vAlign w:val="center"/>
+            <w:hideMark/>
+          </w:tcPr>
+          <w:p>
+            <w:pPr>
+              <w:spacing w:after="0" w:line="240" w:lineRule="auto"/>
+              <w:rPr>
+                <w:rFonts w:eastAsia="Times New Roman" w:cstheme="minorHAnsi"/>
+                <w:sz w:val="24"/>
+                <w:szCs w:val="24"/>
+                <w:lang w:bidi="hi-IN"/>
+              </w:rPr>
+            </w:pPr>
+            <w:r>
+              <w:rPr>
+                <w:rFonts w:eastAsia="Times New Roman" w:cstheme="minorHAnsi"/>
+                <w:sz w:val="24"/>
+                <w:szCs w:val="24"/>
+                <w:lang w:bidi="hi-IN"/>
+              </w:rPr>
+              <w:t>Back Removal</w:t>
+            </w:r>
+          </w:p>
+        </w:tc>
+        <w:tc>
+          <w:tcPr>
+            <w:tcW w:w="0" w:type="auto"/>
+            <w:vAlign w:val="center"/>
+            <w:hideMark/>
+          </w:tcPr>
+          <w:p>
+            <w:pPr>
+              <w:spacing w:after="0" w:line="240" w:lineRule="auto"/>
+              <w:rPr>
+                <w:rFonts w:eastAsia="Times New Roman" w:cstheme="minorHAnsi"/>
+                <w:sz w:val="24"/>
+                <w:szCs w:val="24"/>
+                <w:lang w:bidi="hi-IN"/>
+              </w:rPr>
+            </w:pPr>
+            <w:r>
+              <w:rPr>
+                <w:rFonts w:eastAsia="Times New Roman" w:cstheme="minorHAnsi"/>
+                <w:sz w:val="20"/>
+                <w:lang w:bidi="hi-IN"/>
+              </w:rPr>
+              <w:t>removeLast()</w:t>
+            </w:r>
+            <w:r>
+              <w:rPr>
+                <w:rFonts w:eastAsia="Times New Roman" w:cstheme="minorHAnsi"/>
+                <w:sz w:val="24"/>
+                <w:szCs w:val="24"/>
+                <w:lang w:bidi="hi-IN"/>
+              </w:rPr>
+              <w:t xml:space="preserve">, </w:t>
+            </w:r>
+            <w:r>
+              <w:rPr>
+                <w:rFonts w:eastAsia="Times New Roman" w:cstheme="minorHAnsi"/>
+                <w:sz w:val="20"/>
+                <w:lang w:bidi="hi-IN"/>
+              </w:rPr>
+              <w:t>pollLast()</w:t>
+            </w:r>
+          </w:p>
+        </w:tc>
+      </w:tr>
+      <w:tr>
+        <w:trPr>
+          <w:tblCellSpacing w:w="15" w:type="dxa"/>
+        </w:trPr>
+        <w:tc>
+          <w:tcPr>
+            <w:tcW w:w="0" w:type="auto"/>
+            <w:vAlign w:val="center"/>
+            <w:hideMark/>
+          </w:tcPr>
+          <w:p>
+            <w:pPr>
+              <w:spacing w:after="0" w:line="240" w:lineRule="auto"/>
+              <w:rPr>
+                <w:rFonts w:eastAsia="Times New Roman" w:cstheme="minorHAnsi"/>
+                <w:sz w:val="24"/>
+                <w:szCs w:val="24"/>
+                <w:lang w:bidi="hi-IN"/>
+              </w:rPr>
+            </w:pPr>
+            <w:r>
+              <w:rPr>
+                <w:rFonts w:eastAsia="Times New Roman" w:cstheme="minorHAnsi"/>
+                <w:sz w:val="24"/>
+                <w:szCs w:val="24"/>
+                <w:lang w:bidi="hi-IN"/>
+              </w:rPr>
+              <w:t>Specific Removal</w:t>
+            </w:r>
+          </w:p>
+        </w:tc>
+        <w:tc>
+          <w:tcPr>
+            <w:tcW w:w="0" w:type="auto"/>
+            <w:vAlign w:val="center"/>
+            <w:hideMark/>
+          </w:tcPr>
+          <w:p>
+            <w:pPr>
+              <w:spacing w:after="0" w:line="240" w:lineRule="auto"/>
+              <w:rPr>
+                <w:rFonts w:eastAsia="Times New Roman" w:cstheme="minorHAnsi"/>
+                <w:sz w:val="24"/>
+                <w:szCs w:val="24"/>
+                <w:lang w:bidi="hi-IN"/>
+              </w:rPr>
+            </w:pPr>
+            <w:r>
+              <w:rPr>
+                <w:rFonts w:eastAsia="Times New Roman" w:cstheme="minorHAnsi"/>
+                <w:sz w:val="20"/>
+                <w:lang w:bidi="hi-IN"/>
+              </w:rPr>
+              <w:t>remove(Object)</w:t>
+            </w:r>
+            <w:r>
+              <w:rPr>
+                <w:rFonts w:eastAsia="Times New Roman" w:cstheme="minorHAnsi"/>
+                <w:sz w:val="24"/>
+                <w:szCs w:val="24"/>
+                <w:lang w:bidi="hi-IN"/>
+              </w:rPr>
+              <w:t xml:space="preserve">, </w:t>
+            </w:r>
+            <w:r>
+              <w:rPr>
+                <w:rFonts w:eastAsia="Times New Roman" w:cstheme="minorHAnsi"/>
+                <w:sz w:val="20"/>
+                <w:lang w:bidi="hi-IN"/>
+              </w:rPr>
+              <w:t>removeAll()</w:t>
+            </w:r>
+            <w:r>
+              <w:rPr>
+                <w:rFonts w:eastAsia="Times New Roman" w:cstheme="minorHAnsi"/>
+                <w:sz w:val="24"/>
+                <w:szCs w:val="24"/>
+                <w:lang w:bidi="hi-IN"/>
+              </w:rPr>
+              <w:t xml:space="preserve">, </w:t>
+            </w:r>
+            <w:r>
+              <w:rPr>
+                <w:rFonts w:eastAsia="Times New Roman" w:cstheme="minorHAnsi"/>
+                <w:sz w:val="20"/>
+                <w:lang w:bidi="hi-IN"/>
+              </w:rPr>
+              <w:t>retainAll()</w:t>
+            </w:r>
+          </w:p>
+        </w:tc>
+      </w:tr>
+      <w:tr>
+        <w:trPr>
+          <w:tblCellSpacing w:w="15" w:type="dxa"/>
+        </w:trPr>
+        <w:tc>
+          <w:tcPr>
+            <w:tcW w:w="0" w:type="auto"/>
+            <w:vAlign w:val="center"/>
+            <w:hideMark/>
+          </w:tcPr>
+          <w:p>
+            <w:pPr>
+              <w:spacing w:after="0" w:line="240" w:lineRule="auto"/>
+              <w:rPr>
+                <w:rFonts w:eastAsia="Times New Roman" w:cstheme="minorHAnsi"/>
+                <w:sz w:val="24"/>
+                <w:szCs w:val="24"/>
+                <w:lang w:bidi="hi-IN"/>
+              </w:rPr>
+            </w:pPr>
+            <w:r>
+              <w:rPr>
+                <w:rFonts w:eastAsia="Times New Roman" w:cstheme="minorHAnsi"/>
+                <w:sz w:val="24"/>
+                <w:szCs w:val="24"/>
+                <w:lang w:bidi="hi-IN"/>
+              </w:rPr>
+              <w:t>Iterative Removal</w:t>
+            </w:r>
+          </w:p>
+        </w:tc>
+        <w:tc>
+          <w:tcPr>
+            <w:tcW w:w="0" w:type="auto"/>
+            <w:vAlign w:val="center"/>
+            <w:hideMark/>
+          </w:tcPr>
+          <w:p>
+            <w:pPr>
+              <w:spacing w:after="0" w:line="240" w:lineRule="auto"/>
+              <w:rPr>
+                <w:rFonts w:eastAsia="Times New Roman" w:cstheme="minorHAnsi"/>
+                <w:sz w:val="24"/>
+                <w:szCs w:val="24"/>
+                <w:lang w:bidi="hi-IN"/>
+              </w:rPr>
+            </w:pPr>
+            <w:r>
+              <w:rPr>
+                <w:rFonts w:eastAsia="Times New Roman" w:cstheme="minorHAnsi"/>
+                <w:sz w:val="20"/>
+                <w:lang w:bidi="hi-IN"/>
+              </w:rPr>
+              <w:t>iterator().remove()</w:t>
+            </w:r>
+          </w:p>
+        </w:tc>
+      </w:tr>
+      <w:tr>
+        <w:trPr>
+          <w:tblCellSpacing w:w="15" w:type="dxa"/>
+        </w:trPr>
+        <w:tc>
+          <w:tcPr>
+            <w:tcW w:w="0" w:type="auto"/>
+            <w:vAlign w:val="center"/>
+            <w:hideMark/>
+          </w:tcPr>
+          <w:p>
+            <w:pPr>
+              <w:spacing w:after="0" w:line="240" w:lineRule="auto"/>
+              <w:rPr>
+                <w:rFonts w:eastAsia="Times New Roman" w:cstheme="minorHAnsi"/>
+                <w:sz w:val="24"/>
+                <w:szCs w:val="24"/>
+                <w:lang w:bidi="hi-IN"/>
+              </w:rPr>
+            </w:pPr>
+            <w:r>
+              <w:rPr>
+                <w:rFonts w:eastAsia="Times New Roman" w:cstheme="minorHAnsi"/>
+                <w:sz w:val="24"/>
+                <w:szCs w:val="24"/>
+                <w:lang w:bidi="hi-IN"/>
+              </w:rPr>
+              <w:t>Clear All</w:t>
+            </w:r>
+          </w:p>
+        </w:tc>
+        <w:tc>
+          <w:tcPr>
+            <w:tcW w:w="0" w:type="auto"/>
+            <w:vAlign w:val="center"/>
+            <w:hideMark/>
+          </w:tcPr>
+          <w:p>
+            <w:pPr>
+              <w:spacing w:after="0" w:line="240" w:lineRule="auto"/>
+              <w:rPr>
+                <w:rFonts w:eastAsia="Times New Roman" w:cstheme="minorHAnsi"/>
+                <w:sz w:val="24"/>
+                <w:szCs w:val="24"/>
+                <w:lang w:bidi="hi-IN"/>
+              </w:rPr>
+            </w:pPr>
+            <w:r>
+              <w:rPr>
+                <w:rFonts w:eastAsia="Times New Roman" w:cstheme="minorHAnsi"/>
+                <w:sz w:val="20"/>
+                <w:lang w:bidi="hi-IN"/>
+              </w:rPr>
+              <w:t>clear()</w:t>
             </w:r>
           </w:p>
         </w:tc>
@@ -3218,6 +4106,30 @@
         <w:right w:w="108" w:type="dxa"/>
       </w:tblCellMar>
     </w:tblPr>
+  </w:style>
+  <w:style w:type="character" w:styleId="HTMLCode">
+    <w:name w:val="HTML Code"/>
+    <w:basedOn w:val="DefaultParagraphFont"/>
+    <w:uiPriority w:val="99"/>
+    <w:semiHidden/>
+    <w:unhideWhenUsed/>
+    <w:rsid w:val="002153E8"/>
+    <w:rPr>
+      <w:rFonts w:ascii="Courier New" w:eastAsia="Times New Roman" w:hAnsi="Courier New" w:cs="Courier New"/>
+      <w:sz w:val="20"/>
+      <w:szCs w:val="20"/>
+    </w:rPr>
+  </w:style>
+  <w:style w:type="character" w:styleId="Strong">
+    <w:name w:val="Strong"/>
+    <w:basedOn w:val="DefaultParagraphFont"/>
+    <w:uiPriority w:val="22"/>
+    <w:qFormat/>
+    <w:rsid w:val="002153E8"/>
+    <w:rPr>
+      <w:b/>
+      <w:bCs/>
+    </w:rPr>
   </w:style>
 </w:styles>
 </file>

--- a/note/Collections.docx
+++ b/note/Collections.docx
@@ -226,7 +226,31 @@
         <w:ind w:left="720"/>
       </w:pPr>
       <w:r>
-        <w:t>List &lt;String&gt; list = new ArrayList&lt;String&gt;(); or new LinkedList&lt;String&gt;();</w:t>
+        <w:t xml:space="preserve">List &lt;String&gt; list = new </w:t>
+      </w:r>
+      <w:proofErr w:type="spellStart"/>
+      <w:r>
+        <w:t>ArrayList</w:t>
+      </w:r>
+      <w:proofErr w:type="spellEnd"/>
+      <w:r>
+        <w:t>&lt;String</w:t>
+      </w:r>
+      <w:proofErr w:type="gramStart"/>
+      <w:r>
+        <w:t>&gt;(</w:t>
+      </w:r>
+      <w:proofErr w:type="gramEnd"/>
+      <w:r>
+        <w:t xml:space="preserve">); or new </w:t>
+      </w:r>
+      <w:proofErr w:type="spellStart"/>
+      <w:r>
+        <w:t>LinkedList</w:t>
+      </w:r>
+      <w:proofErr w:type="spellEnd"/>
+      <w:r>
+        <w:t>&lt;String&gt;();</w:t>
       </w:r>
     </w:p>
     <w:p>
@@ -234,6 +258,8 @@
         <w:spacing w:after="0" w:line="240" w:lineRule="auto"/>
         <w:ind w:left="720"/>
       </w:pPr>
+      <w:proofErr w:type="spellStart"/>
+      <w:proofErr w:type="gramStart"/>
       <w:r>
         <w:t>l</w:t>
       </w:r>
@@ -246,8 +272,13 @@
         </w:rPr>
         <w:t>add</w:t>
       </w:r>
-      <w:r>
-        <w:t>(“</w:t>
+      <w:proofErr w:type="spellEnd"/>
+      <w:r>
+        <w:t>(</w:t>
+      </w:r>
+      <w:proofErr w:type="gramEnd"/>
+      <w:r>
+        <w:t>“</w:t>
       </w:r>
       <w:r>
         <w:t>element1</w:t>
@@ -264,8 +295,18 @@
         <w:spacing w:after="0" w:line="240" w:lineRule="auto"/>
         <w:ind w:left="720"/>
       </w:pPr>
-      <w:r>
-        <w:t>list.add(index, “element”); -&gt; add at particular index</w:t>
+      <w:proofErr w:type="spellStart"/>
+      <w:proofErr w:type="gramStart"/>
+      <w:r>
+        <w:t>list.add</w:t>
+      </w:r>
+      <w:proofErr w:type="spellEnd"/>
+      <w:r>
+        <w:t>(</w:t>
+      </w:r>
+      <w:proofErr w:type="gramEnd"/>
+      <w:r>
+        <w:t>index, “element”); -&gt; add at particular index</w:t>
       </w:r>
     </w:p>
     <w:p>
@@ -301,11 +342,19 @@
       <w:r>
         <w:t xml:space="preserve">We can use </w:t>
       </w:r>
+      <w:proofErr w:type="gramStart"/>
       <w:r>
         <w:rPr>
           <w:b/>
         </w:rPr>
-        <w:t>remove()</w:t>
+        <w:t>remove(</w:t>
+      </w:r>
+      <w:proofErr w:type="gramEnd"/>
+      <w:r>
+        <w:rPr>
+          <w:b/>
+        </w:rPr>
+        <w:t>)</w:t>
       </w:r>
       <w:r>
         <w:t xml:space="preserve"> method</w:t>
@@ -316,8 +365,18 @@
         <w:pStyle w:val="ListParagraph"/>
         <w:spacing w:after="0" w:line="240" w:lineRule="auto"/>
       </w:pPr>
-      <w:r>
-        <w:t>remove(int index) -&gt; remove from specific index.</w:t>
+      <w:proofErr w:type="gramStart"/>
+      <w:r>
+        <w:t>remove(</w:t>
+      </w:r>
+      <w:proofErr w:type="spellStart"/>
+      <w:proofErr w:type="gramEnd"/>
+      <w:r>
+        <w:t>int</w:t>
+      </w:r>
+      <w:proofErr w:type="spellEnd"/>
+      <w:r>
+        <w:t xml:space="preserve"> index) -&gt; remove from specific index.</w:t>
       </w:r>
     </w:p>
     <w:p>
@@ -325,8 +384,26 @@
         <w:pStyle w:val="ListParagraph"/>
         <w:spacing w:after="0" w:line="240" w:lineRule="auto"/>
       </w:pPr>
-      <w:r>
-        <w:t>remove(Obj obj) -&gt; remove first occurrence of specific object</w:t>
+      <w:proofErr w:type="gramStart"/>
+      <w:r>
+        <w:t>remove(</w:t>
+      </w:r>
+      <w:proofErr w:type="spellStart"/>
+      <w:proofErr w:type="gramEnd"/>
+      <w:r>
+        <w:t>Obj</w:t>
+      </w:r>
+      <w:proofErr w:type="spellEnd"/>
+      <w:r>
+        <w:t xml:space="preserve"> </w:t>
+      </w:r>
+      <w:proofErr w:type="spellStart"/>
+      <w:r>
+        <w:t>obj</w:t>
+      </w:r>
+      <w:proofErr w:type="spellEnd"/>
+      <w:r>
+        <w:t>) -&gt; remove first occurrence of specific object</w:t>
       </w:r>
     </w:p>
     <w:p>
@@ -358,11 +435,27 @@
         <w:pStyle w:val="ListParagraph"/>
         <w:spacing w:after="0" w:line="240" w:lineRule="auto"/>
       </w:pPr>
+      <w:proofErr w:type="gramStart"/>
       <w:r>
         <w:rPr>
           <w:b/>
         </w:rPr>
-        <w:t>get(int index)</w:t>
+        <w:t>get(</w:t>
+      </w:r>
+      <w:proofErr w:type="spellStart"/>
+      <w:proofErr w:type="gramEnd"/>
+      <w:r>
+        <w:rPr>
+          <w:b/>
+        </w:rPr>
+        <w:t>int</w:t>
+      </w:r>
+      <w:proofErr w:type="spellEnd"/>
+      <w:r>
+        <w:rPr>
+          <w:b/>
+        </w:rPr>
+        <w:t xml:space="preserve"> index)</w:t>
       </w:r>
       <w:r>
         <w:t xml:space="preserve"> -&gt; returns the object at provided index.</w:t>
@@ -398,12 +491,36 @@
         <w:pStyle w:val="ListParagraph"/>
         <w:spacing w:after="0" w:line="240" w:lineRule="auto"/>
       </w:pPr>
+      <w:proofErr w:type="spellStart"/>
+      <w:proofErr w:type="gramStart"/>
       <w:r>
         <w:rPr>
           <w:b/>
         </w:rPr>
-        <w:t>indexOf(Object obj</w:t>
-      </w:r>
+        <w:t>indexOf</w:t>
+      </w:r>
+      <w:proofErr w:type="spellEnd"/>
+      <w:r>
+        <w:rPr>
+          <w:b/>
+        </w:rPr>
+        <w:t>(</w:t>
+      </w:r>
+      <w:proofErr w:type="gramEnd"/>
+      <w:r>
+        <w:rPr>
+          <w:b/>
+        </w:rPr>
+        <w:t xml:space="preserve">Object </w:t>
+      </w:r>
+      <w:proofErr w:type="spellStart"/>
+      <w:r>
+        <w:rPr>
+          <w:b/>
+        </w:rPr>
+        <w:t>obj</w:t>
+      </w:r>
+      <w:proofErr w:type="spellEnd"/>
       <w:r>
         <w:t xml:space="preserve">) -&gt; return the index of first occurrence of obj. </w:t>
       </w:r>
@@ -413,8 +530,21 @@
         <w:pStyle w:val="ListParagraph"/>
         <w:spacing w:after="0" w:line="240" w:lineRule="auto"/>
       </w:pPr>
-      <w:r>
-        <w:t>returns -1 if obj is not present in list.</w:t>
+      <w:proofErr w:type="gramStart"/>
+      <w:r>
+        <w:t>returns</w:t>
+      </w:r>
+      <w:proofErr w:type="gramEnd"/>
+      <w:r>
+        <w:t xml:space="preserve"> -1 if </w:t>
+      </w:r>
+      <w:proofErr w:type="spellStart"/>
+      <w:r>
+        <w:t>obj</w:t>
+      </w:r>
+      <w:proofErr w:type="spellEnd"/>
+      <w:r>
+        <w:t xml:space="preserve"> is not present in list.</w:t>
       </w:r>
     </w:p>
     <w:p>
@@ -436,7 +566,12 @@
         <w:spacing w:after="0" w:line="240" w:lineRule="auto"/>
       </w:pPr>
       <w:r>
-        <w:t>Use stream.</w:t>
+        <w:t xml:space="preserve">Use </w:t>
+      </w:r>
+      <w:proofErr w:type="spellStart"/>
+      <w:proofErr w:type="gramStart"/>
+      <w:r>
+        <w:t>stream.</w:t>
       </w:r>
       <w:r>
         <w:rPr>
@@ -444,9 +579,11 @@
         </w:rPr>
         <w:t>forEach</w:t>
       </w:r>
+      <w:proofErr w:type="spellEnd"/>
       <w:r>
         <w:t>()</w:t>
       </w:r>
+      <w:proofErr w:type="gramEnd"/>
     </w:p>
     <w:p>
       <w:pPr>
@@ -458,7 +595,15 @@
         <w:spacing w:after="0" w:line="240" w:lineRule="auto"/>
       </w:pPr>
       <w:r>
-        <w:t xml:space="preserve">Size -&gt; use .size() method e.g. myArrayList.size(); </w:t>
+        <w:t xml:space="preserve">Size -&gt; use .size() method e.g. </w:t>
+      </w:r>
+      <w:proofErr w:type="spellStart"/>
+      <w:r>
+        <w:t>myArrayList.size</w:t>
+      </w:r>
+      <w:proofErr w:type="spellEnd"/>
+      <w:r>
+        <w:t xml:space="preserve">(); </w:t>
       </w:r>
     </w:p>
     <w:p>
@@ -529,6 +674,8 @@
         <w:spacing w:after="0" w:line="240" w:lineRule="auto"/>
         <w:ind w:left="1080"/>
       </w:pPr>
+      <w:proofErr w:type="spellStart"/>
+      <w:proofErr w:type="gramStart"/>
       <w:r>
         <w:t>set.</w:t>
       </w:r>
@@ -538,8 +685,13 @@
         </w:rPr>
         <w:t>add</w:t>
       </w:r>
-      <w:r>
-        <w:t>(“element”) -&gt; return false if element is</w:t>
+      <w:proofErr w:type="spellEnd"/>
+      <w:r>
+        <w:t>(</w:t>
+      </w:r>
+      <w:proofErr w:type="gramEnd"/>
+      <w:r>
+        <w:t>“element”) -&gt; return false if element is</w:t>
       </w:r>
       <w:r>
         <w:t xml:space="preserve"> already</w:t>
@@ -588,6 +740,8 @@
         <w:spacing w:after="0" w:line="240" w:lineRule="auto"/>
         <w:ind w:left="1080"/>
       </w:pPr>
+      <w:proofErr w:type="spellStart"/>
+      <w:proofErr w:type="gramStart"/>
       <w:r>
         <w:t>set.</w:t>
       </w:r>
@@ -597,8 +751,34 @@
         </w:rPr>
         <w:t>remove</w:t>
       </w:r>
-      <w:r>
-        <w:t>(Obj obj) -&gt; returns true if obj is present into set.</w:t>
+      <w:proofErr w:type="spellEnd"/>
+      <w:r>
+        <w:t>(</w:t>
+      </w:r>
+      <w:proofErr w:type="spellStart"/>
+      <w:proofErr w:type="gramEnd"/>
+      <w:r>
+        <w:t>Obj</w:t>
+      </w:r>
+      <w:proofErr w:type="spellEnd"/>
+      <w:r>
+        <w:t xml:space="preserve"> </w:t>
+      </w:r>
+      <w:proofErr w:type="spellStart"/>
+      <w:r>
+        <w:t>obj</w:t>
+      </w:r>
+      <w:proofErr w:type="spellEnd"/>
+      <w:r>
+        <w:t xml:space="preserve">) -&gt; returns true if </w:t>
+      </w:r>
+      <w:proofErr w:type="spellStart"/>
+      <w:r>
+        <w:t>obj</w:t>
+      </w:r>
+      <w:proofErr w:type="spellEnd"/>
+      <w:r>
+        <w:t xml:space="preserve"> is present into set.</w:t>
       </w:r>
     </w:p>
     <w:p>
@@ -639,8 +819,13 @@
         <w:spacing w:after="0" w:line="240" w:lineRule="auto"/>
       </w:pPr>
       <w:r>
-        <w:t>Using iterator</w:t>
-      </w:r>
+        <w:t xml:space="preserve">Using </w:t>
+      </w:r>
+      <w:proofErr w:type="spellStart"/>
+      <w:r>
+        <w:t>iterator</w:t>
+      </w:r>
+      <w:proofErr w:type="spellEnd"/>
     </w:p>
     <w:p>
       <w:pPr>
@@ -652,7 +837,23 @@
         <w:spacing w:after="0" w:line="240" w:lineRule="auto"/>
       </w:pPr>
       <w:r>
-        <w:t>Using enhanced for loop -&gt; for(String stock : setOfStocks){System.out.println(stock);}</w:t>
+        <w:t xml:space="preserve">Using enhanced for loop -&gt; for(String stock : </w:t>
+      </w:r>
+      <w:proofErr w:type="spellStart"/>
+      <w:r>
+        <w:t>setOfStocks</w:t>
+      </w:r>
+      <w:proofErr w:type="spellEnd"/>
+      <w:r>
+        <w:t>){</w:t>
+      </w:r>
+      <w:proofErr w:type="spellStart"/>
+      <w:r>
+        <w:t>System.out.println</w:t>
+      </w:r>
+      <w:proofErr w:type="spellEnd"/>
+      <w:r>
+        <w:t>(stock);}</w:t>
       </w:r>
     </w:p>
     <w:p>
@@ -665,13 +866,53 @@
         <w:spacing w:after="0" w:line="240" w:lineRule="auto"/>
       </w:pPr>
       <w:r>
-        <w:t>Using forEach loop</w:t>
+        <w:t xml:space="preserve">Using </w:t>
+      </w:r>
+      <w:proofErr w:type="spellStart"/>
+      <w:r>
+        <w:t>forEach</w:t>
+      </w:r>
+      <w:proofErr w:type="spellEnd"/>
+      <w:r>
+        <w:t xml:space="preserve"> loop</w:t>
       </w:r>
       <w:r>
         <w:t xml:space="preserve"> </w:t>
       </w:r>
       <w:r>
-        <w:t>-&gt;  setOfStock.forEach(i -&gt; System.out.println(i))</w:t>
+        <w:t xml:space="preserve">-&gt;  </w:t>
+      </w:r>
+      <w:proofErr w:type="spellStart"/>
+      <w:r>
+        <w:t>setOfStock.forEach</w:t>
+      </w:r>
+      <w:proofErr w:type="spellEnd"/>
+      <w:r>
+        <w:t>(</w:t>
+      </w:r>
+      <w:proofErr w:type="spellStart"/>
+      <w:r>
+        <w:t>i</w:t>
+      </w:r>
+      <w:proofErr w:type="spellEnd"/>
+      <w:r>
+        <w:t xml:space="preserve"> -&gt; </w:t>
+      </w:r>
+      <w:proofErr w:type="spellStart"/>
+      <w:r>
+        <w:t>System.out.println</w:t>
+      </w:r>
+      <w:proofErr w:type="spellEnd"/>
+      <w:r>
+        <w:t>(</w:t>
+      </w:r>
+      <w:proofErr w:type="spellStart"/>
+      <w:r>
+        <w:t>i</w:t>
+      </w:r>
+      <w:proofErr w:type="spellEnd"/>
+      <w:r>
+        <w:t>))</w:t>
       </w:r>
     </w:p>
     <w:p>
@@ -690,7 +931,15 @@
         <w:sym w:font="Wingdings" w:char="F0E0"/>
       </w:r>
       <w:r>
-        <w:t xml:space="preserve"> mySet.size()</w:t>
+        <w:t xml:space="preserve"> </w:t>
+      </w:r>
+      <w:proofErr w:type="spellStart"/>
+      <w:r>
+        <w:t>mySet.size</w:t>
+      </w:r>
+      <w:proofErr w:type="spellEnd"/>
+      <w:r>
+        <w:t>()</w:t>
       </w:r>
     </w:p>
     <w:p>
@@ -702,11 +951,16 @@
         </w:numPr>
         <w:spacing w:after="0" w:line="240" w:lineRule="auto"/>
       </w:pPr>
+      <w:proofErr w:type="gramStart"/>
       <w:r>
         <w:t>Contains</w:t>
       </w:r>
       <w:r>
-        <w:t>(value)</w:t>
+        <w:t>(</w:t>
+      </w:r>
+      <w:proofErr w:type="gramEnd"/>
+      <w:r>
+        <w:t>value)</w:t>
       </w:r>
       <w:r>
         <w:t xml:space="preserve"> </w:t>
@@ -769,8 +1023,18 @@
         <w:spacing w:after="0" w:line="240" w:lineRule="auto"/>
         <w:ind w:left="1080"/>
       </w:pPr>
-      <w:r>
-        <w:t>put(key,value)</w:t>
+      <w:proofErr w:type="gramStart"/>
+      <w:r>
+        <w:t>put(</w:t>
+      </w:r>
+      <w:proofErr w:type="spellStart"/>
+      <w:proofErr w:type="gramEnd"/>
+      <w:r>
+        <w:t>key,value</w:t>
+      </w:r>
+      <w:proofErr w:type="spellEnd"/>
+      <w:r>
+        <w:t>)</w:t>
       </w:r>
     </w:p>
     <w:p>
@@ -792,8 +1056,13 @@
         <w:spacing w:after="0" w:line="240" w:lineRule="auto"/>
         <w:ind w:left="1080"/>
       </w:pPr>
-      <w:r>
-        <w:t>remove(key) -&gt; remove element having this particular key.</w:t>
+      <w:proofErr w:type="gramStart"/>
+      <w:r>
+        <w:t>remove(</w:t>
+      </w:r>
+      <w:proofErr w:type="gramEnd"/>
+      <w:r>
+        <w:t>key) -&gt; remove element having this particular key.</w:t>
       </w:r>
     </w:p>
     <w:p>
@@ -814,14 +1083,24 @@
       <w:r>
         <w:t xml:space="preserve">use </w:t>
       </w:r>
+      <w:proofErr w:type="spellStart"/>
       <w:r>
         <w:t>map.</w:t>
       </w:r>
       <w:r>
         <w:t>forEach</w:t>
       </w:r>
-      <w:r>
-        <w:t>((k,v)-&gt;{//do anything with key &amp; value})</w:t>
+      <w:proofErr w:type="spellEnd"/>
+      <w:r>
+        <w:t>((</w:t>
+      </w:r>
+      <w:proofErr w:type="spellStart"/>
+      <w:r>
+        <w:t>k,v</w:t>
+      </w:r>
+      <w:proofErr w:type="spellEnd"/>
+      <w:r>
+        <w:t>)-&gt;{//do anything with key &amp; value})</w:t>
       </w:r>
     </w:p>
     <w:p>
@@ -843,8 +1122,18 @@
         <w:spacing w:after="0" w:line="240" w:lineRule="auto"/>
         <w:ind w:left="1080"/>
       </w:pPr>
-      <w:r>
-        <w:t>keySet() method returns a Set of keys contained in the map.</w:t>
+      <w:proofErr w:type="spellStart"/>
+      <w:proofErr w:type="gramStart"/>
+      <w:r>
+        <w:t>keySet</w:t>
+      </w:r>
+      <w:proofErr w:type="spellEnd"/>
+      <w:r>
+        <w:t>(</w:t>
+      </w:r>
+      <w:proofErr w:type="gramEnd"/>
+      <w:r>
+        <w:t>) method returns a Set of keys contained in the map.</w:t>
       </w:r>
     </w:p>
     <w:p>
@@ -866,8 +1155,13 @@
         <w:spacing w:after="0" w:line="240" w:lineRule="auto"/>
         <w:ind w:left="1080"/>
       </w:pPr>
-      <w:r>
-        <w:t>values() method returns a Collection view of the values.</w:t>
+      <w:proofErr w:type="gramStart"/>
+      <w:r>
+        <w:t>values(</w:t>
+      </w:r>
+      <w:proofErr w:type="gramEnd"/>
+      <w:r>
+        <w:t>) method returns a Collection view of the values.</w:t>
       </w:r>
     </w:p>
     <w:p>
@@ -889,8 +1183,13 @@
         <w:spacing w:after="0" w:line="240" w:lineRule="auto"/>
         <w:ind w:left="1080"/>
       </w:pPr>
-      <w:r>
-        <w:t>get(Object key)</w:t>
+      <w:proofErr w:type="gramStart"/>
+      <w:r>
+        <w:t>get(</w:t>
+      </w:r>
+      <w:proofErr w:type="gramEnd"/>
+      <w:r>
+        <w:t>Object key)</w:t>
       </w:r>
     </w:p>
     <w:p>
@@ -912,8 +1211,18 @@
         <w:spacing w:after="0" w:line="240" w:lineRule="auto"/>
         <w:ind w:left="1080"/>
       </w:pPr>
-      <w:r>
-        <w:t>containsKey(key)</w:t>
+      <w:proofErr w:type="spellStart"/>
+      <w:proofErr w:type="gramStart"/>
+      <w:r>
+        <w:t>containsKey</w:t>
+      </w:r>
+      <w:proofErr w:type="spellEnd"/>
+      <w:r>
+        <w:t>(</w:t>
+      </w:r>
+      <w:proofErr w:type="gramEnd"/>
+      <w:r>
+        <w:t>key)</w:t>
       </w:r>
       <w:r>
         <w:t xml:space="preserve"> -&gt; returns true if key is present in Map otherwise returns false.</w:t>
@@ -939,7 +1248,15 @@
         <w:sym w:font="Wingdings" w:char="F0E0"/>
       </w:r>
       <w:r>
-        <w:t xml:space="preserve"> myMap.size()</w:t>
+        <w:t xml:space="preserve"> </w:t>
+      </w:r>
+      <w:proofErr w:type="spellStart"/>
+      <w:r>
+        <w:t>myMap.size</w:t>
+      </w:r>
+      <w:proofErr w:type="spellEnd"/>
+      <w:r>
+        <w:t>()</w:t>
       </w:r>
     </w:p>
     <w:p>
@@ -951,6 +1268,7 @@
           <w:szCs w:val="28"/>
         </w:rPr>
       </w:pPr>
+      <w:proofErr w:type="gramStart"/>
       <w:r>
         <w:rPr>
           <w:b/>
@@ -965,7 +1283,16 @@
           <w:sz w:val="28"/>
           <w:szCs w:val="28"/>
         </w:rPr>
-        <w:t>(LIFO</w:t>
+        <w:t>(</w:t>
+      </w:r>
+      <w:proofErr w:type="gramEnd"/>
+      <w:r>
+        <w:rPr>
+          <w:b/>
+          <w:sz w:val="28"/>
+          <w:szCs w:val="28"/>
+        </w:rPr>
+        <w:t>LIFO</w:t>
       </w:r>
       <w:r>
         <w:rPr>
@@ -989,7 +1316,25 @@
           <w:sz w:val="28"/>
           <w:szCs w:val="28"/>
         </w:rPr>
-        <w:t xml:space="preserve"> implemented using ArrayDeque.</w:t>
+        <w:t xml:space="preserve"> implemented using </w:t>
+      </w:r>
+      <w:proofErr w:type="spellStart"/>
+      <w:r>
+        <w:rPr>
+          <w:b/>
+          <w:sz w:val="28"/>
+          <w:szCs w:val="28"/>
+        </w:rPr>
+        <w:t>ArrayDeque</w:t>
+      </w:r>
+      <w:proofErr w:type="spellEnd"/>
+      <w:r>
+        <w:rPr>
+          <w:b/>
+          <w:sz w:val="28"/>
+          <w:szCs w:val="28"/>
+        </w:rPr>
+        <w:t>.</w:t>
       </w:r>
     </w:p>
     <w:p>
@@ -1028,8 +1373,13 @@
         <w:spacing w:after="0" w:line="240" w:lineRule="auto"/>
       </w:pPr>
       <w:r>
-        <w:t>Using iterator</w:t>
-      </w:r>
+        <w:t xml:space="preserve">Using </w:t>
+      </w:r>
+      <w:proofErr w:type="spellStart"/>
+      <w:r>
+        <w:t>iterator</w:t>
+      </w:r>
+      <w:proofErr w:type="spellEnd"/>
     </w:p>
     <w:p>
       <w:pPr>
@@ -1041,8 +1391,13 @@
         <w:spacing w:after="0" w:line="240" w:lineRule="auto"/>
       </w:pPr>
       <w:r>
-        <w:t>Using forEach</w:t>
-      </w:r>
+        <w:t xml:space="preserve">Using </w:t>
+      </w:r>
+      <w:proofErr w:type="spellStart"/>
+      <w:r>
+        <w:t>forEach</w:t>
+      </w:r>
+      <w:proofErr w:type="spellEnd"/>
     </w:p>
     <w:p>
       <w:pPr>
@@ -1053,7 +1408,20 @@
         </w:numPr>
       </w:pPr>
       <w:r>
-        <w:t>Use myQueue.size() method to find the size of queue.</w:t>
+        <w:t xml:space="preserve">Use </w:t>
+      </w:r>
+      <w:proofErr w:type="spellStart"/>
+      <w:proofErr w:type="gramStart"/>
+      <w:r>
+        <w:t>myQueue.size</w:t>
+      </w:r>
+      <w:proofErr w:type="spellEnd"/>
+      <w:r>
+        <w:t>(</w:t>
+      </w:r>
+      <w:proofErr w:type="gramEnd"/>
+      <w:r>
+        <w:t>) method to find the size of queue.</w:t>
       </w:r>
     </w:p>
     <w:p>
@@ -1061,7 +1429,15 @@
         <w:ind w:left="360"/>
       </w:pPr>
       <w:r>
-        <w:t>public class MyQueueClass&lt;T&gt; {</w:t>
+        <w:t xml:space="preserve">public class </w:t>
+      </w:r>
+      <w:proofErr w:type="spellStart"/>
+      <w:r>
+        <w:t>MyQueueClass</w:t>
+      </w:r>
+      <w:proofErr w:type="spellEnd"/>
+      <w:r>
+        <w:t>&lt;T&gt; {</w:t>
       </w:r>
       <w:r>
         <w:br/>
@@ -1069,7 +1445,31 @@
       </w:r>
       <w:r>
         <w:tab/>
-        <w:t>private Deque&lt;T&gt; deque = new ArrayDeque&lt;&gt;();</w:t>
+        <w:t xml:space="preserve">private </w:t>
+      </w:r>
+      <w:proofErr w:type="spellStart"/>
+      <w:r>
+        <w:t>Deque</w:t>
+      </w:r>
+      <w:proofErr w:type="spellEnd"/>
+      <w:r>
+        <w:t xml:space="preserve">&lt;T&gt; </w:t>
+      </w:r>
+      <w:proofErr w:type="spellStart"/>
+      <w:r>
+        <w:t>deque</w:t>
+      </w:r>
+      <w:proofErr w:type="spellEnd"/>
+      <w:r>
+        <w:t xml:space="preserve"> = new </w:t>
+      </w:r>
+      <w:proofErr w:type="spellStart"/>
+      <w:r>
+        <w:t>ArrayDeque</w:t>
+      </w:r>
+      <w:proofErr w:type="spellEnd"/>
+      <w:r>
+        <w:t>&lt;&gt;();</w:t>
       </w:r>
       <w:r>
         <w:br/>
@@ -1077,7 +1477,23 @@
       </w:r>
       <w:r>
         <w:tab/>
-        <w:t>public void enqueue(T value) {deque.addLast(value); } // add to tail</w:t>
+        <w:t xml:space="preserve">public void </w:t>
+      </w:r>
+      <w:proofErr w:type="spellStart"/>
+      <w:r>
+        <w:t>enqueue</w:t>
+      </w:r>
+      <w:proofErr w:type="spellEnd"/>
+      <w:r>
+        <w:t>(T value) {</w:t>
+      </w:r>
+      <w:proofErr w:type="spellStart"/>
+      <w:r>
+        <w:t>deque.addLast</w:t>
+      </w:r>
+      <w:proofErr w:type="spellEnd"/>
+      <w:r>
+        <w:t>(value); } // add to tail</w:t>
       </w:r>
       <w:r>
         <w:br/>
@@ -1085,7 +1501,23 @@
       </w:r>
       <w:r>
         <w:tab/>
-        <w:t>public T dequeue() {return deque.removeFirst();}// remove from head</w:t>
+        <w:t xml:space="preserve">public T </w:t>
+      </w:r>
+      <w:proofErr w:type="spellStart"/>
+      <w:r>
+        <w:t>dequeue</w:t>
+      </w:r>
+      <w:proofErr w:type="spellEnd"/>
+      <w:r>
+        <w:t xml:space="preserve">() {return </w:t>
+      </w:r>
+      <w:proofErr w:type="spellStart"/>
+      <w:r>
+        <w:t>deque.removeFirst</w:t>
+      </w:r>
+      <w:proofErr w:type="spellEnd"/>
+      <w:r>
+        <w:t>();}// remove from head</w:t>
       </w:r>
       <w:r>
         <w:br/>
@@ -1093,7 +1525,15 @@
       </w:r>
       <w:r>
         <w:tab/>
-        <w:t>public T peek() {return deque.peekFirst(); } // look at head</w:t>
+        <w:t xml:space="preserve">public T peek() {return </w:t>
+      </w:r>
+      <w:proofErr w:type="spellStart"/>
+      <w:r>
+        <w:t>deque.peekFirst</w:t>
+      </w:r>
+      <w:proofErr w:type="spellEnd"/>
+      <w:r>
+        <w:t>(); } // look at head</w:t>
       </w:r>
       <w:r>
         <w:br/>
@@ -1101,7 +1541,31 @@
       </w:r>
       <w:r>
         <w:tab/>
-        <w:t>public boolean isEmpty() {return deque.isEmpty();}</w:t>
+        <w:t xml:space="preserve">public </w:t>
+      </w:r>
+      <w:proofErr w:type="spellStart"/>
+      <w:r>
+        <w:t>boolean</w:t>
+      </w:r>
+      <w:proofErr w:type="spellEnd"/>
+      <w:r>
+        <w:t xml:space="preserve"> </w:t>
+      </w:r>
+      <w:proofErr w:type="spellStart"/>
+      <w:r>
+        <w:t>isEmpty</w:t>
+      </w:r>
+      <w:proofErr w:type="spellEnd"/>
+      <w:r>
+        <w:t xml:space="preserve">() {return </w:t>
+      </w:r>
+      <w:proofErr w:type="spellStart"/>
+      <w:r>
+        <w:t>deque.isEmpty</w:t>
+      </w:r>
+      <w:proofErr w:type="spellEnd"/>
+      <w:r>
+        <w:t>();}</w:t>
       </w:r>
       <w:r>
         <w:br/>
@@ -1109,7 +1573,23 @@
       </w:r>
       <w:r>
         <w:tab/>
-        <w:t>public int size() {return deque.size();}</w:t>
+        <w:t xml:space="preserve">public </w:t>
+      </w:r>
+      <w:proofErr w:type="spellStart"/>
+      <w:r>
+        <w:t>int</w:t>
+      </w:r>
+      <w:proofErr w:type="spellEnd"/>
+      <w:r>
+        <w:t xml:space="preserve"> size() {return </w:t>
+      </w:r>
+      <w:proofErr w:type="spellStart"/>
+      <w:r>
+        <w:t>deque.size</w:t>
+      </w:r>
+      <w:proofErr w:type="spellEnd"/>
+      <w:r>
+        <w:t>();}</w:t>
       </w:r>
     </w:p>
     <w:p>
@@ -1137,12 +1617,36 @@
           <w:b/>
           <w:bCs/>
         </w:rPr>
-        <w:t xml:space="preserve"> (Implemented via ArrayDeque)</w:t>
-      </w:r>
-    </w:p>
-    <w:p>
-      <w:r>
-        <w:t>public class MyStackClass&lt;T&gt; {</w:t>
+        <w:t xml:space="preserve"> (Implemented via </w:t>
+      </w:r>
+      <w:proofErr w:type="spellStart"/>
+      <w:r>
+        <w:rPr>
+          <w:b/>
+          <w:bCs/>
+        </w:rPr>
+        <w:t>ArrayDeque</w:t>
+      </w:r>
+      <w:proofErr w:type="spellEnd"/>
+      <w:r>
+        <w:rPr>
+          <w:b/>
+          <w:bCs/>
+        </w:rPr>
+        <w:t>)</w:t>
+      </w:r>
+    </w:p>
+    <w:p>
+      <w:r>
+        <w:t xml:space="preserve">public class </w:t>
+      </w:r>
+      <w:proofErr w:type="spellStart"/>
+      <w:r>
+        <w:t>MyStackClass</w:t>
+      </w:r>
+      <w:proofErr w:type="spellEnd"/>
+      <w:r>
+        <w:t>&lt;T&gt; {</w:t>
       </w:r>
       <w:r>
         <w:br/>
@@ -1150,7 +1654,31 @@
       </w:r>
       <w:r>
         <w:tab/>
-        <w:t>private Deque&lt;T&gt; deque = new ArrayDeque&lt;&gt;();</w:t>
+        <w:t xml:space="preserve">private </w:t>
+      </w:r>
+      <w:proofErr w:type="spellStart"/>
+      <w:r>
+        <w:t>Deque</w:t>
+      </w:r>
+      <w:proofErr w:type="spellEnd"/>
+      <w:r>
+        <w:t xml:space="preserve">&lt;T&gt; </w:t>
+      </w:r>
+      <w:proofErr w:type="spellStart"/>
+      <w:r>
+        <w:t>deque</w:t>
+      </w:r>
+      <w:proofErr w:type="spellEnd"/>
+      <w:r>
+        <w:t xml:space="preserve"> = new </w:t>
+      </w:r>
+      <w:proofErr w:type="spellStart"/>
+      <w:r>
+        <w:t>ArrayDeque</w:t>
+      </w:r>
+      <w:proofErr w:type="spellEnd"/>
+      <w:r>
+        <w:t>&lt;&gt;();</w:t>
       </w:r>
       <w:r>
         <w:br/>
@@ -1158,7 +1686,15 @@
       </w:r>
       <w:r>
         <w:tab/>
-        <w:t>public void push(T value) {deque.addLast(value); }  // OR use push(value)</w:t>
+        <w:t>public void push(T value) {</w:t>
+      </w:r>
+      <w:proofErr w:type="spellStart"/>
+      <w:r>
+        <w:t>deque.addLast</w:t>
+      </w:r>
+      <w:proofErr w:type="spellEnd"/>
+      <w:r>
+        <w:t>(value); }  // OR use push(value)</w:t>
       </w:r>
       <w:r>
         <w:br/>
@@ -1166,7 +1702,15 @@
       </w:r>
       <w:r>
         <w:tab/>
-        <w:t>public T pop() { return deque.removeLast();}  // OR use pop()</w:t>
+        <w:t xml:space="preserve">public T pop() { return </w:t>
+      </w:r>
+      <w:proofErr w:type="spellStart"/>
+      <w:r>
+        <w:t>deque.removeLast</w:t>
+      </w:r>
+      <w:proofErr w:type="spellEnd"/>
+      <w:r>
+        <w:t>();}  // OR use pop()</w:t>
       </w:r>
       <w:r>
         <w:br/>
@@ -1174,7 +1718,18 @@
       </w:r>
       <w:r>
         <w:tab/>
-        <w:t>public T peek() {return deque.peekLast();}    // OR use peek()</w:t>
+        <w:t xml:space="preserve">public T peek() {return </w:t>
+      </w:r>
+      <w:proofErr w:type="spellStart"/>
+      <w:r>
+        <w:t>deque.pee</w:t>
+      </w:r>
+      <w:r>
+        <w:t>kLast</w:t>
+      </w:r>
+      <w:proofErr w:type="spellEnd"/>
+      <w:r>
+        <w:t>();}    // OR use peek()</w:t>
       </w:r>
       <w:r>
         <w:br/>
@@ -1182,15 +1737,23 @@
       </w:r>
       <w:r>
         <w:tab/>
-        <w:t>public boolean isEmpty() { return deque.isEmpty();}</w:t>
-      </w:r>
-      <w:r>
-        <w:br/>
-        <w:t xml:space="preserve"> </w:t>
-      </w:r>
-      <w:r>
-        <w:tab/>
-        <w:t>public int size() {return deque.size();}</w:t>
+        <w:t xml:space="preserve">public </w:t>
+      </w:r>
+      <w:proofErr w:type="spellStart"/>
+      <w:r>
+        <w:t>int</w:t>
+      </w:r>
+      <w:proofErr w:type="spellEnd"/>
+      <w:r>
+        <w:t xml:space="preserve"> size() {return </w:t>
+      </w:r>
+      <w:proofErr w:type="spellStart"/>
+      <w:r>
+        <w:t>deque.size</w:t>
+      </w:r>
+      <w:proofErr w:type="spellEnd"/>
+      <w:r>
+        <w:t>();}</w:t>
       </w:r>
       <w:r>
         <w:br/>
@@ -1280,12 +1843,32 @@
             <w:tcW w:w="1915" w:type="dxa"/>
           </w:tcPr>
           <w:p>
-            <w:r>
-              <w:t>list.add(el)</w:t>
+            <w:proofErr w:type="spellStart"/>
+            <w:r>
+              <w:t>list.add</w:t>
+            </w:r>
+            <w:proofErr w:type="spellEnd"/>
+            <w:r>
+              <w:t>(el)</w:t>
             </w:r>
             <w:r>
               <w:br/>
-              <w:t>list.add(index,el)</w:t>
+            </w:r>
+            <w:proofErr w:type="spellStart"/>
+            <w:r>
+              <w:t>list.add</w:t>
+            </w:r>
+            <w:proofErr w:type="spellEnd"/>
+            <w:r>
+              <w:t>(</w:t>
+            </w:r>
+            <w:proofErr w:type="spellStart"/>
+            <w:r>
+              <w:t>index,el</w:t>
+            </w:r>
+            <w:proofErr w:type="spellEnd"/>
+            <w:r>
+              <w:t>)</w:t>
             </w:r>
           </w:p>
         </w:tc>
@@ -1294,13 +1877,31 @@
             <w:tcW w:w="1915" w:type="dxa"/>
           </w:tcPr>
           <w:p>
-            <w:r>
-              <w:t>list.remove(index)</w:t>
-            </w:r>
-          </w:p>
-          <w:p>
-            <w:r>
-              <w:t>list.remove(obj)</w:t>
+            <w:proofErr w:type="spellStart"/>
+            <w:r>
+              <w:t>list.remove</w:t>
+            </w:r>
+            <w:proofErr w:type="spellEnd"/>
+            <w:r>
+              <w:t>(index)</w:t>
+            </w:r>
+          </w:p>
+          <w:p>
+            <w:proofErr w:type="spellStart"/>
+            <w:r>
+              <w:t>list.remove</w:t>
+            </w:r>
+            <w:proofErr w:type="spellEnd"/>
+            <w:r>
+              <w:t>(</w:t>
+            </w:r>
+            <w:proofErr w:type="spellStart"/>
+            <w:r>
+              <w:t>obj</w:t>
+            </w:r>
+            <w:proofErr w:type="spellEnd"/>
+            <w:r>
+              <w:t>)</w:t>
             </w:r>
           </w:p>
         </w:tc>
@@ -1309,9 +1910,11 @@
             <w:tcW w:w="1915" w:type="dxa"/>
           </w:tcPr>
           <w:p>
+            <w:proofErr w:type="spellStart"/>
             <w:r>
               <w:t>list.forEach</w:t>
             </w:r>
+            <w:proofErr w:type="spellEnd"/>
           </w:p>
         </w:tc>
         <w:tc>
@@ -1319,12 +1922,32 @@
             <w:tcW w:w="1916" w:type="dxa"/>
           </w:tcPr>
           <w:p>
-            <w:r>
-              <w:t>list.get(index)</w:t>
+            <w:proofErr w:type="spellStart"/>
+            <w:r>
+              <w:t>list.get</w:t>
+            </w:r>
+            <w:proofErr w:type="spellEnd"/>
+            <w:r>
+              <w:t>(index)</w:t>
             </w:r>
             <w:r>
               <w:br/>
-              <w:t>list.indexOf(obj)</w:t>
+            </w:r>
+            <w:proofErr w:type="spellStart"/>
+            <w:r>
+              <w:t>list.indexOf</w:t>
+            </w:r>
+            <w:proofErr w:type="spellEnd"/>
+            <w:r>
+              <w:t>(</w:t>
+            </w:r>
+            <w:proofErr w:type="spellStart"/>
+            <w:r>
+              <w:t>obj</w:t>
+            </w:r>
+            <w:proofErr w:type="spellEnd"/>
+            <w:r>
+              <w:t>)</w:t>
             </w:r>
           </w:p>
         </w:tc>
@@ -1348,8 +1971,13 @@
             <w:tcW w:w="1915" w:type="dxa"/>
           </w:tcPr>
           <w:p>
-            <w:r>
-              <w:t>queue.add(el)</w:t>
+            <w:proofErr w:type="spellStart"/>
+            <w:r>
+              <w:t>queue.add</w:t>
+            </w:r>
+            <w:proofErr w:type="spellEnd"/>
+            <w:r>
+              <w:t>(el)</w:t>
             </w:r>
           </w:p>
         </w:tc>
@@ -1358,8 +1986,13 @@
             <w:tcW w:w="1915" w:type="dxa"/>
           </w:tcPr>
           <w:p>
-            <w:r>
-              <w:t>queue.remove()</w:t>
+            <w:proofErr w:type="spellStart"/>
+            <w:r>
+              <w:t>queue.remove</w:t>
+            </w:r>
+            <w:proofErr w:type="spellEnd"/>
+            <w:r>
+              <w:t>()</w:t>
             </w:r>
           </w:p>
         </w:tc>
@@ -1413,8 +2046,13 @@
             <w:tcW w:w="1915" w:type="dxa"/>
           </w:tcPr>
           <w:p>
-            <w:r>
-              <w:t>set.add(el)</w:t>
+            <w:proofErr w:type="spellStart"/>
+            <w:r>
+              <w:t>set.add</w:t>
+            </w:r>
+            <w:proofErr w:type="spellEnd"/>
+            <w:r>
+              <w:t>(el)</w:t>
             </w:r>
           </w:p>
         </w:tc>
@@ -1423,8 +2061,21 @@
             <w:tcW w:w="1915" w:type="dxa"/>
           </w:tcPr>
           <w:p>
-            <w:r>
-              <w:t>set.remove(obj)</w:t>
+            <w:proofErr w:type="spellStart"/>
+            <w:r>
+              <w:t>set.remove</w:t>
+            </w:r>
+            <w:proofErr w:type="spellEnd"/>
+            <w:r>
+              <w:t>(</w:t>
+            </w:r>
+            <w:proofErr w:type="spellStart"/>
+            <w:r>
+              <w:t>obj</w:t>
+            </w:r>
+            <w:proofErr w:type="spellEnd"/>
+            <w:r>
+              <w:t>)</w:t>
             </w:r>
           </w:p>
         </w:tc>
@@ -1477,11 +2128,24 @@
             <w:tcW w:w="1915" w:type="dxa"/>
           </w:tcPr>
           <w:p>
+            <w:proofErr w:type="spellStart"/>
             <w:r>
               <w:t>m</w:t>
             </w:r>
             <w:r>
-              <w:t>ap.put(key,value)</w:t>
+              <w:t>ap.put</w:t>
+            </w:r>
+            <w:proofErr w:type="spellEnd"/>
+            <w:r>
+              <w:t>(</w:t>
+            </w:r>
+            <w:proofErr w:type="spellStart"/>
+            <w:r>
+              <w:t>key,value</w:t>
+            </w:r>
+            <w:proofErr w:type="spellEnd"/>
+            <w:r>
+              <w:t>)</w:t>
             </w:r>
           </w:p>
         </w:tc>
@@ -1490,11 +2154,16 @@
             <w:tcW w:w="1915" w:type="dxa"/>
           </w:tcPr>
           <w:p>
+            <w:proofErr w:type="spellStart"/>
             <w:r>
               <w:t>m</w:t>
             </w:r>
             <w:r>
-              <w:t>ap.remove(key)</w:t>
+              <w:t>ap.remove</w:t>
+            </w:r>
+            <w:proofErr w:type="spellEnd"/>
+            <w:r>
+              <w:t>(key)</w:t>
             </w:r>
           </w:p>
         </w:tc>
@@ -1503,16 +2172,29 @@
             <w:tcW w:w="1915" w:type="dxa"/>
           </w:tcPr>
           <w:p>
+            <w:proofErr w:type="spellStart"/>
             <w:r>
               <w:t>m</w:t>
             </w:r>
             <w:r>
-              <w:t>ap.forEach(</w:t>
-            </w:r>
-          </w:p>
-          <w:p>
-            <w:r>
-              <w:t>(key,value) -&gt; {</w:t>
+              <w:t>ap.forEach</w:t>
+            </w:r>
+            <w:proofErr w:type="spellEnd"/>
+            <w:r>
+              <w:t>(</w:t>
+            </w:r>
+          </w:p>
+          <w:p>
+            <w:r>
+              <w:t>(</w:t>
+            </w:r>
+            <w:proofErr w:type="spellStart"/>
+            <w:r>
+              <w:t>key,value</w:t>
+            </w:r>
+            <w:proofErr w:type="spellEnd"/>
+            <w:r>
+              <w:t>) -&gt; {</w:t>
             </w:r>
           </w:p>
           <w:p/>
@@ -1527,25 +2209,56 @@
             <w:tcW w:w="1916" w:type="dxa"/>
           </w:tcPr>
           <w:p>
-            <w:r>
-              <w:t>map.keySet()</w:t>
+            <w:proofErr w:type="spellStart"/>
+            <w:r>
+              <w:t>map.keySet</w:t>
+            </w:r>
+            <w:proofErr w:type="spellEnd"/>
+            <w:r>
+              <w:t>()</w:t>
             </w:r>
             <w:r>
               <w:br/>
-              <w:t>map.values()</w:t>
+            </w:r>
+            <w:proofErr w:type="spellStart"/>
+            <w:r>
+              <w:t>map.values</w:t>
+            </w:r>
+            <w:proofErr w:type="spellEnd"/>
+            <w:r>
+              <w:t>()</w:t>
             </w:r>
             <w:r>
               <w:br/>
-              <w:t>map.get(key)</w:t>
+            </w:r>
+            <w:proofErr w:type="spellStart"/>
+            <w:r>
+              <w:t>map.get</w:t>
+            </w:r>
+            <w:proofErr w:type="spellEnd"/>
+            <w:r>
+              <w:t>(key)</w:t>
             </w:r>
             <w:r>
               <w:br/>
-              <w:t>map.containsKey(key)</w:t>
-            </w:r>
-          </w:p>
-          <w:p>
-            <w:r>
-              <w:t>map.entrySet()</w:t>
+            </w:r>
+            <w:proofErr w:type="spellStart"/>
+            <w:r>
+              <w:t>map.containsKey</w:t>
+            </w:r>
+            <w:proofErr w:type="spellEnd"/>
+            <w:r>
+              <w:t>(key)</w:t>
+            </w:r>
+          </w:p>
+          <w:p>
+            <w:proofErr w:type="spellStart"/>
+            <w:r>
+              <w:t>map.entrySet</w:t>
+            </w:r>
+            <w:proofErr w:type="spellEnd"/>
+            <w:r>
+              <w:t>()</w:t>
             </w:r>
           </w:p>
         </w:tc>
@@ -1564,7 +2277,15 @@
     <w:p>
       <w:r>
         <w:lastRenderedPageBreak/>
-        <w:t>Methods in ArrayDeque to add and remove elements</w:t>
+        <w:t xml:space="preserve">Methods in </w:t>
+      </w:r>
+      <w:proofErr w:type="spellStart"/>
+      <w:r>
+        <w:t>ArrayDeque</w:t>
+      </w:r>
+      <w:proofErr w:type="spellEnd"/>
+      <w:r>
+        <w:t xml:space="preserve"> to add and remove elements</w:t>
       </w:r>
     </w:p>
     <w:tbl>
@@ -1694,13 +2415,23 @@
                 <w:lang w:bidi="hi-IN"/>
               </w:rPr>
             </w:pPr>
+            <w:proofErr w:type="spellStart"/>
             <w:r>
               <w:rPr>
                 <w:rFonts w:eastAsia="Times New Roman" w:cstheme="minorHAnsi"/>
                 <w:sz w:val="20"/>
                 <w:lang w:bidi="hi-IN"/>
               </w:rPr>
-              <w:t>addFirst(e)</w:t>
+              <w:t>addFirst</w:t>
+            </w:r>
+            <w:proofErr w:type="spellEnd"/>
+            <w:r>
+              <w:rPr>
+                <w:rFonts w:eastAsia="Times New Roman" w:cstheme="minorHAnsi"/>
+                <w:sz w:val="20"/>
+                <w:lang w:bidi="hi-IN"/>
+              </w:rPr>
+              <w:t>(e)</w:t>
             </w:r>
           </w:p>
         </w:tc>
@@ -1779,13 +2510,23 @@
                 <w:lang w:bidi="hi-IN"/>
               </w:rPr>
             </w:pPr>
+            <w:proofErr w:type="spellStart"/>
             <w:r>
               <w:rPr>
                 <w:rFonts w:eastAsia="Times New Roman" w:cstheme="minorHAnsi"/>
                 <w:sz w:val="20"/>
                 <w:lang w:bidi="hi-IN"/>
               </w:rPr>
-              <w:t>offerFirst(e)</w:t>
+              <w:t>offerFirst</w:t>
+            </w:r>
+            <w:proofErr w:type="spellEnd"/>
+            <w:r>
+              <w:rPr>
+                <w:rFonts w:eastAsia="Times New Roman" w:cstheme="minorHAnsi"/>
+                <w:sz w:val="20"/>
+                <w:lang w:bidi="hi-IN"/>
+              </w:rPr>
+              <w:t>(e)</w:t>
             </w:r>
           </w:p>
         </w:tc>
@@ -1949,13 +2690,23 @@
                 <w:lang w:bidi="hi-IN"/>
               </w:rPr>
             </w:pPr>
+            <w:proofErr w:type="spellStart"/>
             <w:r>
               <w:rPr>
                 <w:rFonts w:eastAsia="Times New Roman" w:cstheme="minorHAnsi"/>
                 <w:sz w:val="20"/>
                 <w:lang w:bidi="hi-IN"/>
               </w:rPr>
-              <w:t>addLast(e)</w:t>
+              <w:t>addLast</w:t>
+            </w:r>
+            <w:proofErr w:type="spellEnd"/>
+            <w:r>
+              <w:rPr>
+                <w:rFonts w:eastAsia="Times New Roman" w:cstheme="minorHAnsi"/>
+                <w:sz w:val="20"/>
+                <w:lang w:bidi="hi-IN"/>
+              </w:rPr>
+              <w:t>(e)</w:t>
             </w:r>
           </w:p>
         </w:tc>
@@ -2034,13 +2785,23 @@
                 <w:lang w:bidi="hi-IN"/>
               </w:rPr>
             </w:pPr>
+            <w:proofErr w:type="spellStart"/>
             <w:r>
               <w:rPr>
                 <w:rFonts w:eastAsia="Times New Roman" w:cstheme="minorHAnsi"/>
                 <w:sz w:val="20"/>
                 <w:lang w:bidi="hi-IN"/>
               </w:rPr>
-              <w:t>offerLast(e)</w:t>
+              <w:t>offerLast</w:t>
+            </w:r>
+            <w:proofErr w:type="spellEnd"/>
+            <w:r>
+              <w:rPr>
+                <w:rFonts w:eastAsia="Times New Roman" w:cstheme="minorHAnsi"/>
+                <w:sz w:val="20"/>
+                <w:lang w:bidi="hi-IN"/>
+              </w:rPr>
+              <w:t>(e)</w:t>
             </w:r>
           </w:p>
         </w:tc>
@@ -2179,8 +2940,19 @@
                 <w:szCs w:val="24"/>
                 <w:lang w:bidi="hi-IN"/>
               </w:rPr>
-              <w:t>Same as addLast</w:t>
-            </w:r>
+              <w:t xml:space="preserve">Same as </w:t>
+            </w:r>
+            <w:proofErr w:type="spellStart"/>
+            <w:r>
+              <w:rPr>
+                <w:rFonts w:eastAsia="Times New Roman" w:cstheme="minorHAnsi"/>
+                <w:sz w:val="24"/>
+                <w:szCs w:val="24"/>
+                <w:lang w:bidi="hi-IN"/>
+              </w:rPr>
+              <w:t>addLast</w:t>
+            </w:r>
+            <w:proofErr w:type="spellEnd"/>
           </w:p>
         </w:tc>
       </w:tr>
@@ -2264,8 +3036,19 @@
                 <w:szCs w:val="24"/>
                 <w:lang w:bidi="hi-IN"/>
               </w:rPr>
-              <w:t>Same as offerLast</w:t>
-            </w:r>
+              <w:t xml:space="preserve">Same as </w:t>
+            </w:r>
+            <w:proofErr w:type="spellStart"/>
+            <w:r>
+              <w:rPr>
+                <w:rFonts w:eastAsia="Times New Roman" w:cstheme="minorHAnsi"/>
+                <w:sz w:val="24"/>
+                <w:szCs w:val="24"/>
+                <w:lang w:bidi="hi-IN"/>
+              </w:rPr>
+              <w:t>offerLast</w:t>
+            </w:r>
+            <w:proofErr w:type="spellEnd"/>
           </w:p>
         </w:tc>
       </w:tr>
@@ -2408,13 +3191,23 @@
                 <w:lang w:bidi="hi-IN"/>
               </w:rPr>
             </w:pPr>
+            <w:proofErr w:type="spellStart"/>
             <w:r>
               <w:rPr>
                 <w:rFonts w:eastAsia="Times New Roman" w:cstheme="minorHAnsi"/>
                 <w:sz w:val="20"/>
                 <w:lang w:bidi="hi-IN"/>
               </w:rPr>
-              <w:t>removeFirst()</w:t>
+              <w:t>removeFirst</w:t>
+            </w:r>
+            <w:proofErr w:type="spellEnd"/>
+            <w:r>
+              <w:rPr>
+                <w:rFonts w:eastAsia="Times New Roman" w:cstheme="minorHAnsi"/>
+                <w:sz w:val="20"/>
+                <w:lang w:bidi="hi-IN"/>
+              </w:rPr>
+              <w:t>()</w:t>
             </w:r>
             <w:r>
               <w:rPr>
@@ -2425,13 +3218,23 @@
               </w:rPr>
               <w:t xml:space="preserve">, </w:t>
             </w:r>
+            <w:proofErr w:type="spellStart"/>
             <w:r>
               <w:rPr>
                 <w:rFonts w:eastAsia="Times New Roman" w:cstheme="minorHAnsi"/>
                 <w:sz w:val="20"/>
                 <w:lang w:bidi="hi-IN"/>
               </w:rPr>
-              <w:t>pollFirst()</w:t>
+              <w:t>pollFirst</w:t>
+            </w:r>
+            <w:proofErr w:type="spellEnd"/>
+            <w:r>
+              <w:rPr>
+                <w:rFonts w:eastAsia="Times New Roman" w:cstheme="minorHAnsi"/>
+                <w:sz w:val="20"/>
+                <w:lang w:bidi="hi-IN"/>
+              </w:rPr>
+              <w:t>()</w:t>
             </w:r>
             <w:r>
               <w:rPr>
@@ -2534,13 +3337,23 @@
                 <w:lang w:bidi="hi-IN"/>
               </w:rPr>
             </w:pPr>
+            <w:proofErr w:type="spellStart"/>
             <w:r>
               <w:rPr>
                 <w:rFonts w:eastAsia="Times New Roman" w:cstheme="minorHAnsi"/>
                 <w:sz w:val="20"/>
                 <w:lang w:bidi="hi-IN"/>
               </w:rPr>
-              <w:t>removeLast()</w:t>
+              <w:t>removeLast</w:t>
+            </w:r>
+            <w:proofErr w:type="spellEnd"/>
+            <w:r>
+              <w:rPr>
+                <w:rFonts w:eastAsia="Times New Roman" w:cstheme="minorHAnsi"/>
+                <w:sz w:val="20"/>
+                <w:lang w:bidi="hi-IN"/>
+              </w:rPr>
+              <w:t>()</w:t>
             </w:r>
             <w:r>
               <w:rPr>
@@ -2551,13 +3364,23 @@
               </w:rPr>
               <w:t xml:space="preserve">, </w:t>
             </w:r>
+            <w:proofErr w:type="spellStart"/>
             <w:r>
               <w:rPr>
                 <w:rFonts w:eastAsia="Times New Roman" w:cstheme="minorHAnsi"/>
                 <w:sz w:val="20"/>
                 <w:lang w:bidi="hi-IN"/>
               </w:rPr>
-              <w:t>pollLast()</w:t>
+              <w:t>pollLast</w:t>
+            </w:r>
+            <w:proofErr w:type="spellEnd"/>
+            <w:r>
+              <w:rPr>
+                <w:rFonts w:eastAsia="Times New Roman" w:cstheme="minorHAnsi"/>
+                <w:sz w:val="20"/>
+                <w:lang w:bidi="hi-IN"/>
+              </w:rPr>
+              <w:t>()</w:t>
             </w:r>
           </w:p>
         </w:tc>
@@ -2626,13 +3449,23 @@
               </w:rPr>
               <w:t xml:space="preserve">, </w:t>
             </w:r>
+            <w:proofErr w:type="spellStart"/>
             <w:r>
               <w:rPr>
                 <w:rFonts w:eastAsia="Times New Roman" w:cstheme="minorHAnsi"/>
                 <w:sz w:val="20"/>
                 <w:lang w:bidi="hi-IN"/>
               </w:rPr>
-              <w:t>removeAll()</w:t>
+              <w:t>removeAll</w:t>
+            </w:r>
+            <w:proofErr w:type="spellEnd"/>
+            <w:r>
+              <w:rPr>
+                <w:rFonts w:eastAsia="Times New Roman" w:cstheme="minorHAnsi"/>
+                <w:sz w:val="20"/>
+                <w:lang w:bidi="hi-IN"/>
+              </w:rPr>
+              <w:t>()</w:t>
             </w:r>
             <w:r>
               <w:rPr>
@@ -2643,13 +3476,23 @@
               </w:rPr>
               <w:t xml:space="preserve">, </w:t>
             </w:r>
+            <w:proofErr w:type="spellStart"/>
             <w:r>
               <w:rPr>
                 <w:rFonts w:eastAsia="Times New Roman" w:cstheme="minorHAnsi"/>
                 <w:sz w:val="20"/>
                 <w:lang w:bidi="hi-IN"/>
               </w:rPr>
-              <w:t>retainAll()</w:t>
+              <w:t>retainAll</w:t>
+            </w:r>
+            <w:proofErr w:type="spellEnd"/>
+            <w:r>
+              <w:rPr>
+                <w:rFonts w:eastAsia="Times New Roman" w:cstheme="minorHAnsi"/>
+                <w:sz w:val="20"/>
+                <w:lang w:bidi="hi-IN"/>
+              </w:rPr>
+              <w:t>()</w:t>
             </w:r>
           </w:p>
         </w:tc>
@@ -2701,13 +3544,23 @@
                 <w:lang w:bidi="hi-IN"/>
               </w:rPr>
             </w:pPr>
+            <w:proofErr w:type="spellStart"/>
             <w:r>
               <w:rPr>
                 <w:rFonts w:eastAsia="Times New Roman" w:cstheme="minorHAnsi"/>
                 <w:sz w:val="20"/>
                 <w:lang w:bidi="hi-IN"/>
               </w:rPr>
-              <w:t>iterator().remove()</w:t>
+              <w:t>iterator</w:t>
+            </w:r>
+            <w:proofErr w:type="spellEnd"/>
+            <w:r>
+              <w:rPr>
+                <w:rFonts w:eastAsia="Times New Roman" w:cstheme="minorHAnsi"/>
+                <w:sz w:val="20"/>
+                <w:lang w:bidi="hi-IN"/>
+              </w:rPr>
+              <w:t>().remove()</w:t>
             </w:r>
           </w:p>
         </w:tc>

--- a/note/Collections.docx
+++ b/note/Collections.docx
@@ -3624,9 +3624,65 @@
         </w:tc>
       </w:tr>
     </w:tbl>
+    <w:p>
+      <w:pPr>
+        <w:pStyle w:val="NormalWeb"/>
+      </w:pPr>
+      <w:r>
+        <w:rPr>
+          <w:noProof/>
+        </w:rPr>
+        <w:lastRenderedPageBreak/>
+        <w:drawing>
+          <wp:inline distT="0" distB="0" distL="0" distR="0">
+            <wp:extent cx="5835731" cy="8253047"/>
+            <wp:effectExtent l="19050" t="0" r="0" b="0"/>
+            <wp:docPr id="2" name="Picture 1" descr="C:\Users\Lenovo\Downloads\WhatsApp Image 2026-01-17 at 23.08.23.jpeg"/>
+            <wp:cNvGraphicFramePr>
+              <a:graphicFrameLocks xmlns:a="http://schemas.openxmlformats.org/drawingml/2006/main" noChangeAspect="1"/>
+            </wp:cNvGraphicFramePr>
+            <a:graphic xmlns:a="http://schemas.openxmlformats.org/drawingml/2006/main">
+              <a:graphicData uri="http://schemas.openxmlformats.org/drawingml/2006/picture">
+                <pic:pic xmlns:pic="http://schemas.openxmlformats.org/drawingml/2006/picture">
+                  <pic:nvPicPr>
+                    <pic:cNvPr id="0" name="Picture 1" descr="C:\Users\Lenovo\Downloads\WhatsApp Image 2026-01-17 at 23.08.23.jpeg"/>
+                    <pic:cNvPicPr>
+                      <a:picLocks noChangeAspect="1" noChangeArrowheads="1"/>
+                    </pic:cNvPicPr>
+                  </pic:nvPicPr>
+                  <pic:blipFill>
+                    <a:blip r:embed="rId10" cstate="print"/>
+                    <a:srcRect/>
+                    <a:stretch>
+                      <a:fillRect/>
+                    </a:stretch>
+                  </pic:blipFill>
+                  <pic:spPr bwMode="auto">
+                    <a:xfrm>
+                      <a:off x="0" y="0"/>
+                      <a:ext cx="5835628" cy="8252901"/>
+                    </a:xfrm>
+                    <a:prstGeom prst="rect">
+                      <a:avLst/>
+                    </a:prstGeom>
+                    <a:noFill/>
+                    <a:ln w="9525">
+                      <a:noFill/>
+                      <a:miter lim="800000"/>
+                      <a:headEnd/>
+                      <a:tailEnd/>
+                    </a:ln>
+                  </pic:spPr>
+                </pic:pic>
+              </a:graphicData>
+            </a:graphic>
+          </wp:inline>
+        </w:drawing>
+      </w:r>
+    </w:p>
     <w:p/>
     <w:sectPr>
-      <w:footerReference w:type="default" r:id="rId10"/>
+      <w:footerReference w:type="default" r:id="rId11"/>
       <w:pgSz w:w="12240" w:h="15840"/>
       <w:pgMar w:top="1440" w:right="1440" w:bottom="1440" w:left="1440" w:header="708" w:footer="708" w:gutter="0"/>
       <w:cols w:space="708"/>
@@ -4984,6 +5040,23 @@
       <w:bCs/>
     </w:rPr>
   </w:style>
+  <w:style w:type="paragraph" w:styleId="NormalWeb">
+    <w:name w:val="Normal (Web)"/>
+    <w:basedOn w:val="Normal"/>
+    <w:uiPriority w:val="99"/>
+    <w:semiHidden/>
+    <w:unhideWhenUsed/>
+    <w:rsid w:val="00FC1109"/>
+    <w:pPr>
+      <w:spacing w:before="100" w:beforeAutospacing="1" w:after="100" w:afterAutospacing="1" w:line="240" w:lineRule="auto"/>
+    </w:pPr>
+    <w:rPr>
+      <w:rFonts w:ascii="Times New Roman" w:eastAsia="Times New Roman" w:hAnsi="Times New Roman" w:cs="Times New Roman"/>
+      <w:sz w:val="24"/>
+      <w:szCs w:val="24"/>
+      <w:lang w:bidi="hi-IN"/>
+    </w:rPr>
+  </w:style>
 </w:styles>
 </file>
 
